--- a/Panduan Pengembangan Backend Laravel di VPS GCP.docx
+++ b/Panduan Pengembangan Backend Laravel di VPS GCP.docx
@@ -1,154 +1,256 @@
 
 <file path=word/document.xml><?xml version="1.0" encoding="utf-8"?>
-<w:document xmlns:mc="http://schemas.openxmlformats.org/markup-compatibility/2006" xmlns:o="urn:schemas-microsoft-com:office:office" xmlns:r="http://schemas.openxmlformats.org/officeDocument/2006/relationships" xmlns:m="http://schemas.openxmlformats.org/officeDocument/2006/math" xmlns:v="urn:schemas-microsoft-com:vml" xmlns:wp="http://schemas.openxmlformats.org/drawingml/2006/wordprocessingDrawing" xmlns:w10="urn:schemas-microsoft-com:office:word" xmlns:w="http://schemas.openxmlformats.org/wordprocessingml/2006/main" xmlns:wne="http://schemas.microsoft.com/office/word/2006/wordml" xmlns:sl="http://schemas.openxmlformats.org/schemaLibrary/2006/main" xmlns:a="http://schemas.openxmlformats.org/drawingml/2006/main" xmlns:pic="http://schemas.openxmlformats.org/drawingml/2006/picture" xmlns:c="http://schemas.openxmlformats.org/drawingml/2006/chart" xmlns:lc="http://schemas.openxmlformats.org/drawingml/2006/lockedCanvas" xmlns:dgm="http://schemas.openxmlformats.org/drawingml/2006/diagram" xmlns:wps="http://schemas.microsoft.com/office/word/2010/wordprocessingShape" xmlns:wpg="http://schemas.microsoft.com/office/word/2010/wordprocessingGroup" xmlns:w14="http://schemas.microsoft.com/office/word/2010/wordml" xmlns:w15="http://schemas.microsoft.com/office/word/2012/wordml" xmlns:w16="http://schemas.microsoft.com/office/word/2018/wordml" xmlns:w16cex="http://schemas.microsoft.com/office/word/2018/wordml/cex" xmlns:w16cid="http://schemas.microsoft.com/office/word/2016/wordml/cid" xmlns="http://schemas.microsoft.com/office/tasks/2019/documenttasks" xmlns:cr="http://schemas.microsoft.com/office/comments/2020/reactions">
+<w:document xmlns:wpc="http://schemas.microsoft.com/office/word/2010/wordprocessingCanvas" xmlns:cx="http://schemas.microsoft.com/office/drawing/2014/chartex" xmlns:cx1="http://schemas.microsoft.com/office/drawing/2015/9/8/chartex" xmlns:cx2="http://schemas.microsoft.com/office/drawing/2015/10/21/chartex" xmlns:cx3="http://schemas.microsoft.com/office/drawing/2016/5/9/chartex" xmlns:cx4="http://schemas.microsoft.com/office/drawing/2016/5/10/chartex" xmlns:cx5="http://schemas.microsoft.com/office/drawing/2016/5/11/chartex" xmlns:cx6="http://schemas.microsoft.com/office/drawing/2016/5/12/chartex" xmlns:cx7="http://schemas.microsoft.com/office/drawing/2016/5/13/chartex" xmlns:cx8="http://schemas.microsoft.com/office/drawing/2016/5/14/chartex" xmlns:mc="http://schemas.openxmlformats.org/markup-compatibility/2006" xmlns:aink="http://schemas.microsoft.com/office/drawing/2016/ink" xmlns:am3d="http://schemas.microsoft.com/office/drawing/2017/model3d" xmlns:o="urn:schemas-microsoft-com:office:office" xmlns:oel="http://schemas.microsoft.com/office/2019/extlst" xmlns:r="http://schemas.openxmlformats.org/officeDocument/2006/relationships" xmlns:m="http://schemas.openxmlformats.org/officeDocument/2006/math" xmlns:v="urn:schemas-microsoft-com:vml" xmlns:wp14="http://schemas.microsoft.com/office/word/2010/wordprocessingDrawing" xmlns:wp="http://schemas.openxmlformats.org/drawingml/2006/wordprocessingDrawing" xmlns:w10="urn:schemas-microsoft-com:office:word" xmlns:w="http://schemas.openxmlformats.org/wordprocessingml/2006/main" xmlns:w14="http://schemas.microsoft.com/office/word/2010/wordml" xmlns:w15="http://schemas.microsoft.com/office/word/2012/wordml" xmlns:w16cei="http://schemas.microsoft.com/office/word/2026/wordml/cei" xmlns:w16cex="http://schemas.microsoft.com/office/word/2018/wordml/cex" xmlns:w16cid="http://schemas.microsoft.com/office/word/2016/wordml/cid" xmlns:w16="http://schemas.microsoft.com/office/word/2018/wordml" xmlns:w16du="http://schemas.microsoft.com/office/word/2023/wordml/word16du" xmlns:w16sdtdh="http://schemas.microsoft.com/office/word/2020/wordml/sdtdatahash" xmlns:w16sdtfl="http://schemas.microsoft.com/office/word/2024/wordml/sdtformatlock" xmlns:w16se="http://schemas.microsoft.com/office/word/2015/wordml/symex" xmlns:wpg="http://schemas.microsoft.com/office/word/2010/wordprocessingGroup" xmlns:wpi="http://schemas.microsoft.com/office/word/2010/wordprocessingInk" xmlns:wne="http://schemas.microsoft.com/office/word/2006/wordml" xmlns:wps="http://schemas.microsoft.com/office/word/2010/wordprocessingShape" mc:Ignorable="w14 w15 w16se w16cid w16 w16cex w16sdtdh w16sdtfl w16du wp14">
   <w:body>
     <w:p>
       <w:pPr>
-        <w:pStyle w:val="Heading1"/>
-        <w:pBdr>
-          <w:top w:space="0" w:sz="0" w:val="nil"/>
-          <w:left w:space="0" w:sz="0" w:val="nil"/>
-          <w:bottom w:space="0" w:sz="0" w:val="nil"/>
-          <w:right w:space="0" w:sz="0" w:val="nil"/>
-          <w:between w:space="0" w:sz="0" w:val="nil"/>
-        </w:pBdr>
-        <w:shd w:fill="auto" w:val="clear"/>
-        <w:rPr/>
-      </w:pPr>
-      <w:r>
-        <w:rPr>
-          <w:rtl w:val="0"/>
-        </w:rPr>
-        <w:t xml:space="preserve">Panduan Pengembangan Backend: Dari Setup VPS hingga Deployment</w:t>
-      </w:r>
+        <w:pStyle w:val="Judul1"/>
+      </w:pPr>
+      <w:r>
+        <w:t xml:space="preserve">Panduan Pengembangan </w:t>
+      </w:r>
+      <w:proofErr w:type="spellStart"/>
+      <w:r>
+        <w:t>Backend</w:t>
+      </w:r>
+      <w:proofErr w:type="spellEnd"/>
+      <w:r>
+        <w:t xml:space="preserve">: Dari Setup VPS hingga </w:t>
+      </w:r>
+      <w:proofErr w:type="spellStart"/>
+      <w:r>
+        <w:t>Deployment</w:t>
+      </w:r>
+      <w:proofErr w:type="spellEnd"/>
     </w:p>
     <w:p>
       <w:pPr>
         <w:pBdr>
-          <w:top w:space="0" w:sz="0" w:val="nil"/>
-          <w:left w:space="0" w:sz="0" w:val="nil"/>
-          <w:bottom w:space="0" w:sz="0" w:val="nil"/>
-          <w:right w:space="0" w:sz="0" w:val="nil"/>
-          <w:between w:space="0" w:sz="0" w:val="nil"/>
+          <w:top w:val="nil"/>
+          <w:left w:val="nil"/>
+          <w:bottom w:val="nil"/>
+          <w:right w:val="nil"/>
+          <w:between w:val="nil"/>
         </w:pBdr>
-        <w:shd w:fill="auto" w:val="clear"/>
-        <w:spacing w:after="225" w:lineRule="auto"/>
-        <w:rPr/>
-      </w:pPr>
-      <w:r>
-        <w:rPr>
-          <w:rtl w:val="0"/>
-        </w:rPr>
-        <w:t xml:space="preserve">Dokumen ini merangkum seluruh langkah teknis yang telah dilakukan untuk setup, konfigurasi, dan maintenance backend Laravel di VPS Google Cloud Platform (GCP).</w:t>
+        <w:spacing w:after="225"/>
+      </w:pPr>
+      <w:r>
+        <w:t xml:space="preserve">Dokumen ini merangkum seluruh langkah teknis yang telah dilakukan untuk setup, konfigurasi, dan </w:t>
+      </w:r>
+      <w:proofErr w:type="spellStart"/>
+      <w:r>
+        <w:t>maintenance</w:t>
+      </w:r>
+      <w:proofErr w:type="spellEnd"/>
+      <w:r>
+        <w:t xml:space="preserve"> </w:t>
+      </w:r>
+      <w:proofErr w:type="spellStart"/>
+      <w:r>
+        <w:t>backend</w:t>
+      </w:r>
+      <w:proofErr w:type="spellEnd"/>
+      <w:r>
+        <w:t xml:space="preserve"> </w:t>
+      </w:r>
+      <w:proofErr w:type="spellStart"/>
+      <w:r>
+        <w:t>Laravel</w:t>
+      </w:r>
+      <w:proofErr w:type="spellEnd"/>
+      <w:r>
+        <w:t xml:space="preserve"> di VPS Google </w:t>
+      </w:r>
+      <w:proofErr w:type="spellStart"/>
+      <w:r>
+        <w:t>Cloud</w:t>
+      </w:r>
+      <w:proofErr w:type="spellEnd"/>
+      <w:r>
+        <w:t xml:space="preserve"> Platform (GCP).</w:t>
       </w:r>
     </w:p>
     <w:p>
       <w:pPr>
-        <w:pStyle w:val="Heading2"/>
-        <w:pBdr>
-          <w:top w:space="0" w:sz="0" w:val="nil"/>
-          <w:left w:space="0" w:sz="0" w:val="nil"/>
-          <w:bottom w:space="0" w:sz="0" w:val="nil"/>
-          <w:right w:space="0" w:sz="0" w:val="nil"/>
-          <w:between w:space="0" w:sz="0" w:val="nil"/>
-        </w:pBdr>
-        <w:shd w:fill="auto" w:val="clear"/>
-        <w:spacing w:before="0" w:lineRule="auto"/>
-        <w:rPr/>
-      </w:pPr>
-      <w:r>
-        <w:rPr>
-          <w:rtl w:val="0"/>
-        </w:rPr>
-        <w:t xml:space="preserve">1. Setup VPS dan Koneksi</w:t>
+        <w:pStyle w:val="Judul2"/>
+        <w:spacing w:before="0"/>
+      </w:pPr>
+      <w:r>
+        <w:t>1. Setup VPS dan Koneksi</w:t>
       </w:r>
     </w:p>
     <w:p>
       <w:pPr>
         <w:pBdr>
-          <w:top w:space="0" w:sz="0" w:val="nil"/>
-          <w:left w:space="0" w:sz="0" w:val="nil"/>
-          <w:bottom w:space="0" w:sz="0" w:val="nil"/>
-          <w:right w:space="0" w:sz="0" w:val="nil"/>
-          <w:between w:space="0" w:sz="0" w:val="nil"/>
+          <w:top w:val="nil"/>
+          <w:left w:val="nil"/>
+          <w:bottom w:val="nil"/>
+          <w:right w:val="nil"/>
+          <w:between w:val="nil"/>
         </w:pBdr>
-        <w:shd w:fill="auto" w:val="clear"/>
-        <w:spacing w:after="225" w:lineRule="auto"/>
-        <w:rPr/>
-      </w:pPr>
-      <w:r>
-        <w:rPr>
-          <w:rtl w:val="0"/>
-        </w:rPr>
-        <w:t xml:space="preserve">Proyek backend Laravel di-host di VPS GCP dengan alamat IP: 104.197.222.12. Akses dilakukan melalui terminal Linux SSH.</w:t>
+        <w:spacing w:after="225"/>
+      </w:pPr>
+      <w:r>
+        <w:t xml:space="preserve">Proyek </w:t>
+      </w:r>
+      <w:proofErr w:type="spellStart"/>
+      <w:r>
+        <w:t>backend</w:t>
+      </w:r>
+      <w:proofErr w:type="spellEnd"/>
+      <w:r>
+        <w:t xml:space="preserve"> </w:t>
+      </w:r>
+      <w:proofErr w:type="spellStart"/>
+      <w:r>
+        <w:t>Laravel</w:t>
+      </w:r>
+      <w:proofErr w:type="spellEnd"/>
+      <w:r>
+        <w:t xml:space="preserve"> </w:t>
+      </w:r>
+      <w:proofErr w:type="spellStart"/>
+      <w:r>
+        <w:t>di-host</w:t>
+      </w:r>
+      <w:proofErr w:type="spellEnd"/>
+      <w:r>
+        <w:t xml:space="preserve"> di VPS GCP dengan alamat IP: 104.197.222.12. Akses dilakukan melalui terminal Linux SSH.</w:t>
       </w:r>
     </w:p>
     <w:p>
       <w:pPr>
-        <w:pStyle w:val="Heading2"/>
-        <w:pBdr>
-          <w:top w:space="0" w:sz="0" w:val="nil"/>
-          <w:left w:space="0" w:sz="0" w:val="nil"/>
-          <w:bottom w:space="0" w:sz="0" w:val="nil"/>
-          <w:right w:space="0" w:sz="0" w:val="nil"/>
-          <w:between w:space="0" w:sz="0" w:val="nil"/>
-        </w:pBdr>
-        <w:shd w:fill="auto" w:val="clear"/>
-        <w:spacing w:before="0" w:lineRule="auto"/>
-        <w:rPr/>
-      </w:pPr>
-      <w:r>
-        <w:rPr>
-          <w:rtl w:val="0"/>
-        </w:rPr>
-        <w:t xml:space="preserve">2. Konfigurasi Keamanan (Cloudflare Tunnel)</w:t>
+        <w:pStyle w:val="Judul2"/>
+        <w:spacing w:before="0"/>
+      </w:pPr>
+      <w:r>
+        <w:t>2. Konfigurasi Keamanan (</w:t>
+      </w:r>
+      <w:proofErr w:type="spellStart"/>
+      <w:r>
+        <w:t>Cloudflare</w:t>
+      </w:r>
+      <w:proofErr w:type="spellEnd"/>
+      <w:r>
+        <w:t xml:space="preserve"> </w:t>
+      </w:r>
+      <w:proofErr w:type="spellStart"/>
+      <w:r>
+        <w:t>Tunnel</w:t>
+      </w:r>
+      <w:proofErr w:type="spellEnd"/>
+      <w:r>
+        <w:t>)</w:t>
       </w:r>
     </w:p>
     <w:p>
       <w:pPr>
         <w:pBdr>
-          <w:top w:space="0" w:sz="0" w:val="nil"/>
-          <w:left w:space="0" w:sz="0" w:val="nil"/>
-          <w:bottom w:space="0" w:sz="0" w:val="nil"/>
-          <w:right w:space="0" w:sz="0" w:val="nil"/>
-          <w:between w:space="0" w:sz="0" w:val="nil"/>
+          <w:top w:val="nil"/>
+          <w:left w:val="nil"/>
+          <w:bottom w:val="nil"/>
+          <w:right w:val="nil"/>
+          <w:between w:val="nil"/>
         </w:pBdr>
-        <w:shd w:fill="auto" w:val="clear"/>
-        <w:rPr/>
-      </w:pPr>
-      <w:r>
-        <w:rPr>
-          <w:rtl w:val="0"/>
-        </w:rPr>
+      </w:pPr>
+      <w:r>
         <w:t xml:space="preserve">Untuk mengatasi kendala keamanan </w:t>
       </w:r>
-      <w:r>
-        <w:rPr>
-          <w:i w:val="1"/>
-          <w:iCs w:val="1"/>
-          <w:rtl w:val="0"/>
-        </w:rPr>
-        <w:t xml:space="preserve">Mixed Content</w:t>
-      </w:r>
-      <w:r>
-        <w:rPr>
-          <w:rtl w:val="0"/>
-        </w:rPr>
-        <w:t xml:space="preserve"> saat menghubungkan frontend di Vercel (HTTPS) dengan backend di VPS (HTTP), telah diimplementasikan </w:t>
-      </w:r>
-      <w:r>
-        <w:rPr>
-          <w:b w:val="1"/>
-          <w:bCs w:val="1"/>
-          <w:rtl w:val="0"/>
-        </w:rPr>
-        <w:t xml:space="preserve">Cloudflare Quick Tunnels</w:t>
-      </w:r>
-      <w:r>
-        <w:rPr>
-          <w:rtl w:val="0"/>
-        </w:rPr>
-        <w:t xml:space="preserve">.</w:t>
+      <w:proofErr w:type="spellStart"/>
+      <w:r>
+        <w:rPr>
+          <w:i/>
+          <w:iCs/>
+        </w:rPr>
+        <w:t>Mixed</w:t>
+      </w:r>
+      <w:proofErr w:type="spellEnd"/>
+      <w:r>
+        <w:rPr>
+          <w:i/>
+          <w:iCs/>
+        </w:rPr>
+        <w:t xml:space="preserve"> </w:t>
+      </w:r>
+      <w:proofErr w:type="spellStart"/>
+      <w:r>
+        <w:rPr>
+          <w:i/>
+          <w:iCs/>
+        </w:rPr>
+        <w:t>Content</w:t>
+      </w:r>
+      <w:proofErr w:type="spellEnd"/>
+      <w:r>
+        <w:t xml:space="preserve"> saat menghubungkan </w:t>
+      </w:r>
+      <w:proofErr w:type="spellStart"/>
+      <w:r>
+        <w:t>frontend</w:t>
+      </w:r>
+      <w:proofErr w:type="spellEnd"/>
+      <w:r>
+        <w:t xml:space="preserve"> di </w:t>
+      </w:r>
+      <w:proofErr w:type="spellStart"/>
+      <w:r>
+        <w:t>Vercel</w:t>
+      </w:r>
+      <w:proofErr w:type="spellEnd"/>
+      <w:r>
+        <w:t xml:space="preserve"> (HTTPS) dengan </w:t>
+      </w:r>
+      <w:proofErr w:type="spellStart"/>
+      <w:r>
+        <w:t>backend</w:t>
+      </w:r>
+      <w:proofErr w:type="spellEnd"/>
+      <w:r>
+        <w:t xml:space="preserve"> di VPS (HTTP), telah diimplementasikan </w:t>
+      </w:r>
+      <w:proofErr w:type="spellStart"/>
+      <w:r>
+        <w:rPr>
+          <w:b/>
+          <w:bCs/>
+        </w:rPr>
+        <w:t>Cloudflare</w:t>
+      </w:r>
+      <w:proofErr w:type="spellEnd"/>
+      <w:r>
+        <w:rPr>
+          <w:b/>
+          <w:bCs/>
+        </w:rPr>
+        <w:t xml:space="preserve"> </w:t>
+      </w:r>
+      <w:proofErr w:type="spellStart"/>
+      <w:r>
+        <w:rPr>
+          <w:b/>
+          <w:bCs/>
+        </w:rPr>
+        <w:t>Quick</w:t>
+      </w:r>
+      <w:proofErr w:type="spellEnd"/>
+      <w:r>
+        <w:rPr>
+          <w:b/>
+          <w:bCs/>
+        </w:rPr>
+        <w:t xml:space="preserve"> </w:t>
+      </w:r>
+      <w:proofErr w:type="spellStart"/>
+      <w:r>
+        <w:rPr>
+          <w:b/>
+          <w:bCs/>
+        </w:rPr>
+        <w:t>Tunnels</w:t>
+      </w:r>
+      <w:proofErr w:type="spellEnd"/>
+      <w:r>
+        <w:t>.</w:t>
       </w:r>
     </w:p>
     <w:p>
@@ -158,28 +260,30 @@
           <w:numId w:val="1"/>
         </w:numPr>
         <w:pBdr>
-          <w:top w:space="0" w:sz="0" w:val="nil"/>
-          <w:left w:space="0" w:sz="0" w:val="nil"/>
-          <w:bottom w:space="0" w:sz="0" w:val="nil"/>
-          <w:right w:space="0" w:sz="0" w:val="nil"/>
-          <w:between w:space="0" w:sz="0" w:val="nil"/>
+          <w:top w:val="nil"/>
+          <w:left w:val="nil"/>
+          <w:bottom w:val="nil"/>
+          <w:right w:val="nil"/>
+          <w:between w:val="nil"/>
         </w:pBdr>
-        <w:shd w:fill="auto" w:val="clear"/>
-        <w:ind w:left="600" w:hanging="360"/>
-      </w:pPr>
-      <w:r>
-        <w:rPr>
-          <w:b w:val="1"/>
-          <w:bCs w:val="1"/>
-          <w:rtl w:val="0"/>
-        </w:rPr>
-        <w:t xml:space="preserve">Instalasi:</w:t>
-      </w:r>
-      <w:r>
-        <w:rPr>
-          <w:rtl w:val="0"/>
-        </w:rPr>
-        <w:t xml:space="preserve"> Mengunduh dan memasang cloudflared di VPS.</w:t>
+      </w:pPr>
+      <w:r>
+        <w:rPr>
+          <w:b/>
+          <w:bCs/>
+        </w:rPr>
+        <w:t>Instalasi:</w:t>
+      </w:r>
+      <w:r>
+        <w:t xml:space="preserve"> Mengunduh dan memasang </w:t>
+      </w:r>
+      <w:proofErr w:type="spellStart"/>
+      <w:r>
+        <w:t>cloudflared</w:t>
+      </w:r>
+      <w:proofErr w:type="spellEnd"/>
+      <w:r>
+        <w:t xml:space="preserve"> di VPS.</w:t>
       </w:r>
     </w:p>
     <w:p>
@@ -189,28 +293,62 @@
           <w:numId w:val="1"/>
         </w:numPr>
         <w:pBdr>
-          <w:top w:space="0" w:sz="0" w:val="nil"/>
-          <w:left w:space="0" w:sz="0" w:val="nil"/>
-          <w:bottom w:space="0" w:sz="0" w:val="nil"/>
-          <w:right w:space="0" w:sz="0" w:val="nil"/>
-          <w:between w:space="0" w:sz="0" w:val="nil"/>
+          <w:top w:val="nil"/>
+          <w:left w:val="nil"/>
+          <w:bottom w:val="nil"/>
+          <w:right w:val="nil"/>
+          <w:between w:val="nil"/>
         </w:pBdr>
-        <w:shd w:fill="auto" w:val="clear"/>
-        <w:ind w:left="600" w:hanging="360"/>
-      </w:pPr>
-      <w:r>
-        <w:rPr>
-          <w:b w:val="1"/>
-          <w:bCs w:val="1"/>
-          <w:rtl w:val="0"/>
-        </w:rPr>
-        <w:t xml:space="preserve">Akses Aman:</w:t>
-      </w:r>
-      <w:r>
-        <w:rPr>
-          <w:rtl w:val="0"/>
-        </w:rPr>
-        <w:t xml:space="preserve"> Menjalankan tunnel dengan perintah: nohup cloudflared tunnel --url http://localhost:80 &gt; cloudflare.log 2&gt;&amp;1 &amp;.</w:t>
+      </w:pPr>
+      <w:r>
+        <w:rPr>
+          <w:b/>
+          <w:bCs/>
+        </w:rPr>
+        <w:t>Akses Aman:</w:t>
+      </w:r>
+      <w:r>
+        <w:t xml:space="preserve"> Menjalankan </w:t>
+      </w:r>
+      <w:proofErr w:type="spellStart"/>
+      <w:r>
+        <w:t>tunnel</w:t>
+      </w:r>
+      <w:proofErr w:type="spellEnd"/>
+      <w:r>
+        <w:t xml:space="preserve"> dengan perintah: </w:t>
+      </w:r>
+      <w:proofErr w:type="spellStart"/>
+      <w:r>
+        <w:t>nohup</w:t>
+      </w:r>
+      <w:proofErr w:type="spellEnd"/>
+      <w:r>
+        <w:t xml:space="preserve"> </w:t>
+      </w:r>
+      <w:proofErr w:type="spellStart"/>
+      <w:r>
+        <w:t>cloudflared</w:t>
+      </w:r>
+      <w:proofErr w:type="spellEnd"/>
+      <w:r>
+        <w:t xml:space="preserve"> </w:t>
+      </w:r>
+      <w:proofErr w:type="spellStart"/>
+      <w:r>
+        <w:t>tunnel</w:t>
+      </w:r>
+      <w:proofErr w:type="spellEnd"/>
+      <w:r>
+        <w:t xml:space="preserve"> --</w:t>
+      </w:r>
+      <w:proofErr w:type="spellStart"/>
+      <w:r>
+        <w:t>url</w:t>
+      </w:r>
+      <w:proofErr w:type="spellEnd"/>
+      <w:r>
+        <w:t xml:space="preserve"> http://localhost:80 &gt; cloudflare.log 2&gt;&amp;1 &amp;.</w:t>
       </w:r>
     </w:p>
     <w:p>
@@ -220,363 +358,402 @@
           <w:numId w:val="1"/>
         </w:numPr>
         <w:pBdr>
-          <w:top w:space="0" w:sz="0" w:val="nil"/>
-          <w:left w:space="0" w:sz="0" w:val="nil"/>
-          <w:bottom w:space="0" w:sz="0" w:val="nil"/>
-          <w:right w:space="0" w:sz="0" w:val="nil"/>
-          <w:between w:space="0" w:sz="0" w:val="nil"/>
+          <w:top w:val="nil"/>
+          <w:left w:val="nil"/>
+          <w:bottom w:val="nil"/>
+          <w:right w:val="nil"/>
+          <w:between w:val="nil"/>
         </w:pBdr>
-        <w:shd w:fill="auto" w:val="clear"/>
-        <w:ind w:left="600" w:hanging="360"/>
-      </w:pPr>
-      <w:r>
-        <w:rPr>
-          <w:b w:val="1"/>
-          <w:bCs w:val="1"/>
-          <w:rtl w:val="0"/>
-        </w:rPr>
-        <w:t xml:space="preserve">Hasil:</w:t>
-      </w:r>
-      <w:r>
-        <w:rPr>
-          <w:rtl w:val="0"/>
-        </w:rPr>
-        <w:t xml:space="preserve"> Backend kini memiliki URL HTTPS resmi: https://checklist-frog-election-valuation.trycloudflare.com.</w:t>
+      </w:pPr>
+      <w:r>
+        <w:rPr>
+          <w:b/>
+          <w:bCs/>
+        </w:rPr>
+        <w:t>Hasil:</w:t>
+      </w:r>
+      <w:r>
+        <w:t xml:space="preserve"> </w:t>
+      </w:r>
+      <w:proofErr w:type="spellStart"/>
+      <w:r>
+        <w:t>Backend</w:t>
+      </w:r>
+      <w:proofErr w:type="spellEnd"/>
+      <w:r>
+        <w:t xml:space="preserve"> kini memiliki URL HTTPS resmi: https://checklist-frog-election-valuation.trycloudflare.com.</w:t>
       </w:r>
     </w:p>
     <w:p>
       <w:pPr>
-        <w:pStyle w:val="Heading2"/>
-        <w:pBdr>
-          <w:top w:space="0" w:sz="0" w:val="nil"/>
-          <w:left w:space="0" w:sz="0" w:val="nil"/>
-          <w:bottom w:space="0" w:sz="0" w:val="nil"/>
-          <w:right w:space="0" w:sz="0" w:val="nil"/>
-          <w:between w:space="0" w:sz="0" w:val="nil"/>
-        </w:pBdr>
-        <w:shd w:fill="auto" w:val="clear"/>
-        <w:rPr/>
-      </w:pPr>
-      <w:r>
-        <w:rPr>
-          <w:rtl w:val="0"/>
-        </w:rPr>
-        <w:t xml:space="preserve">3. Manajemen File dan Direktori</w:t>
-      </w:r>
+        <w:pStyle w:val="Judul2"/>
+      </w:pPr>
+      <w:r>
+        <w:t xml:space="preserve">3. Manajemen </w:t>
+      </w:r>
+      <w:proofErr w:type="spellStart"/>
+      <w:r>
+        <w:t>File</w:t>
+      </w:r>
+      <w:proofErr w:type="spellEnd"/>
+      <w:r>
+        <w:t xml:space="preserve"> dan </w:t>
+      </w:r>
+      <w:proofErr w:type="spellStart"/>
+      <w:r>
+        <w:t>Direktori</w:t>
+      </w:r>
+      <w:proofErr w:type="spellEnd"/>
     </w:p>
     <w:p>
       <w:pPr>
         <w:pBdr>
-          <w:top w:space="0" w:sz="0" w:val="nil"/>
-          <w:left w:space="0" w:sz="0" w:val="nil"/>
-          <w:bottom w:space="0" w:sz="0" w:val="nil"/>
-          <w:right w:space="0" w:sz="0" w:val="nil"/>
-          <w:between w:space="0" w:sz="0" w:val="nil"/>
+          <w:top w:val="nil"/>
+          <w:left w:val="nil"/>
+          <w:bottom w:val="nil"/>
+          <w:right w:val="nil"/>
+          <w:between w:val="nil"/>
         </w:pBdr>
-        <w:shd w:fill="auto" w:val="clear"/>
-        <w:rPr/>
-      </w:pPr>
-      <w:r>
-        <w:rPr>
-          <w:rtl w:val="0"/>
-        </w:rPr>
-        <w:t xml:space="preserve">Untuk mempermudah navigasi di terminal Linux, gunakan perintah berikut:</w:t>
+      </w:pPr>
+      <w:r>
+        <w:t>Untuk mempermudah navigasi di terminal Linux, gunakan perintah berikut:</w:t>
       </w:r>
     </w:p>
     <w:tbl>
       <w:tblPr>
-        <w:tblStyle w:val="Table1"/>
-        <w:tblW w:w="9360.0" w:type="dxa"/>
-        <w:jc w:val="left"/>
+        <w:tblStyle w:val="a"/>
+        <w:tblW w:w="9360" w:type="dxa"/>
+        <w:tblInd w:w="0" w:type="dxa"/>
         <w:tblBorders>
-          <w:top w:color="000000" w:space="0" w:sz="8" w:val="single"/>
-          <w:left w:color="000000" w:space="0" w:sz="8" w:val="single"/>
-          <w:bottom w:color="000000" w:space="0" w:sz="8" w:val="single"/>
-          <w:right w:color="000000" w:space="0" w:sz="8" w:val="single"/>
-          <w:insideH w:color="000000" w:space="0" w:sz="8" w:val="single"/>
-          <w:insideV w:color="000000" w:space="0" w:sz="8" w:val="single"/>
+          <w:top w:val="single" w:sz="8" w:space="0" w:color="000000"/>
+          <w:left w:val="single" w:sz="8" w:space="0" w:color="000000"/>
+          <w:bottom w:val="single" w:sz="8" w:space="0" w:color="000000"/>
+          <w:right w:val="single" w:sz="8" w:space="0" w:color="000000"/>
+          <w:insideH w:val="single" w:sz="8" w:space="0" w:color="000000"/>
+          <w:insideV w:val="single" w:sz="8" w:space="0" w:color="000000"/>
         </w:tblBorders>
         <w:tblLayout w:type="fixed"/>
-        <w:tblLook w:val="0600"/>
+        <w:tblLook w:val="0600" w:firstRow="0" w:lastRow="0" w:firstColumn="0" w:lastColumn="0" w:noHBand="1" w:noVBand="1"/>
       </w:tblPr>
       <w:tblGrid>
         <w:gridCol w:w="4680"/>
         <w:gridCol w:w="4680"/>
-        <w:tblGridChange w:id="0">
-          <w:tblGrid>
-            <w:gridCol w:w="4680"/>
-            <w:gridCol w:w="4680"/>
-          </w:tblGrid>
-        </w:tblGridChange>
       </w:tblGrid>
       <w:tr>
         <w:trPr>
-          <w:cantSplit w:val="0"/>
-          <w:tblHeader w:val="1"/>
+          <w:tblHeader/>
         </w:trPr>
         <w:tc>
           <w:tcPr>
-            <w:shd w:fill="auto" w:val="clear"/>
+            <w:tcW w:w="4680" w:type="dxa"/>
             <w:tcMar>
-              <w:top w:w="0.0" w:type="dxa"/>
-              <w:left w:w="0.0" w:type="dxa"/>
-              <w:bottom w:w="0.0" w:type="dxa"/>
-              <w:right w:w="0.0" w:type="dxa"/>
+              <w:top w:w="0" w:type="dxa"/>
+              <w:left w:w="0" w:type="dxa"/>
+              <w:bottom w:w="0" w:type="dxa"/>
+              <w:right w:w="0" w:type="dxa"/>
             </w:tcMar>
-            <w:vAlign w:val="top"/>
           </w:tcPr>
           <w:p>
             <w:pPr>
               <w:pBdr>
-                <w:top w:space="0" w:sz="0" w:val="nil"/>
-                <w:left w:space="0" w:sz="0" w:val="nil"/>
-                <w:bottom w:space="0" w:sz="0" w:val="nil"/>
-                <w:right w:space="0" w:sz="0" w:val="nil"/>
-                <w:between w:space="0" w:sz="0" w:val="nil"/>
+                <w:top w:val="nil"/>
+                <w:left w:val="nil"/>
+                <w:bottom w:val="nil"/>
+                <w:right w:val="nil"/>
+                <w:between w:val="nil"/>
               </w:pBdr>
-              <w:shd w:fill="auto" w:val="clear"/>
-              <w:rPr/>
             </w:pPr>
             <w:r>
-              <w:rPr>
-                <w:rtl w:val="0"/>
-              </w:rPr>
-              <w:t xml:space="preserve">Perintah</w:t>
+              <w:t>Perintah</w:t>
             </w:r>
           </w:p>
         </w:tc>
         <w:tc>
           <w:tcPr>
-            <w:shd w:fill="auto" w:val="clear"/>
+            <w:tcW w:w="4680" w:type="dxa"/>
             <w:tcMar>
-              <w:top w:w="0.0" w:type="dxa"/>
-              <w:left w:w="0.0" w:type="dxa"/>
-              <w:bottom w:w="0.0" w:type="dxa"/>
-              <w:right w:w="0.0" w:type="dxa"/>
+              <w:top w:w="0" w:type="dxa"/>
+              <w:left w:w="0" w:type="dxa"/>
+              <w:bottom w:w="0" w:type="dxa"/>
+              <w:right w:w="0" w:type="dxa"/>
             </w:tcMar>
-            <w:vAlign w:val="top"/>
           </w:tcPr>
           <w:p>
             <w:pPr>
               <w:pBdr>
-                <w:top w:space="0" w:sz="0" w:val="nil"/>
-                <w:left w:space="0" w:sz="0" w:val="nil"/>
-                <w:bottom w:space="0" w:sz="0" w:val="nil"/>
-                <w:right w:space="0" w:sz="0" w:val="nil"/>
-                <w:between w:space="0" w:sz="0" w:val="nil"/>
+                <w:top w:val="nil"/>
+                <w:left w:val="nil"/>
+                <w:bottom w:val="nil"/>
+                <w:right w:val="nil"/>
+                <w:between w:val="nil"/>
               </w:pBdr>
-              <w:shd w:fill="auto" w:val="clear"/>
-              <w:rPr/>
             </w:pPr>
             <w:r>
-              <w:rPr>
-                <w:rtl w:val="0"/>
-              </w:rPr>
-              <w:t xml:space="preserve">Fungsi</w:t>
+              <w:t>Fungsi</w:t>
             </w:r>
           </w:p>
         </w:tc>
       </w:tr>
       <w:tr>
-        <w:trPr>
-          <w:cantSplit w:val="0"/>
-          <w:tblHeader w:val="0"/>
-        </w:trPr>
         <w:tc>
           <w:tcPr>
-            <w:shd w:fill="auto" w:val="clear"/>
+            <w:tcW w:w="4680" w:type="dxa"/>
             <w:tcMar>
-              <w:top w:w="0.0" w:type="dxa"/>
-              <w:left w:w="0.0" w:type="dxa"/>
-              <w:bottom w:w="0.0" w:type="dxa"/>
-              <w:right w:w="0.0" w:type="dxa"/>
+              <w:top w:w="0" w:type="dxa"/>
+              <w:left w:w="0" w:type="dxa"/>
+              <w:bottom w:w="0" w:type="dxa"/>
+              <w:right w:w="0" w:type="dxa"/>
             </w:tcMar>
-            <w:vAlign w:val="top"/>
           </w:tcPr>
           <w:p>
             <w:pPr>
               <w:pBdr>
-                <w:top w:space="0" w:sz="0" w:val="nil"/>
-                <w:left w:space="0" w:sz="0" w:val="nil"/>
-                <w:bottom w:space="0" w:sz="0" w:val="nil"/>
-                <w:right w:space="0" w:sz="0" w:val="nil"/>
-                <w:between w:space="0" w:sz="0" w:val="nil"/>
+                <w:top w:val="nil"/>
+                <w:left w:val="nil"/>
+                <w:bottom w:val="nil"/>
+                <w:right w:val="nil"/>
+                <w:between w:val="nil"/>
               </w:pBdr>
-              <w:shd w:fill="auto" w:val="clear"/>
-              <w:rPr/>
             </w:pPr>
-            <w:r>
-              <w:rPr>
-                <w:rtl w:val="0"/>
-              </w:rPr>
-              <w:t xml:space="preserve">ls -la</w:t>
-            </w:r>
+            <w:proofErr w:type="spellStart"/>
+            <w:r>
+              <w:t>ls</w:t>
+            </w:r>
+            <w:proofErr w:type="spellEnd"/>
+            <w:r>
+              <w:t xml:space="preserve"> -</w:t>
+            </w:r>
+            <w:proofErr w:type="spellStart"/>
+            <w:r>
+              <w:t>la</w:t>
+            </w:r>
+            <w:proofErr w:type="spellEnd"/>
           </w:p>
         </w:tc>
         <w:tc>
           <w:tcPr>
-            <w:shd w:fill="auto" w:val="clear"/>
+            <w:tcW w:w="4680" w:type="dxa"/>
             <w:tcMar>
-              <w:top w:w="0.0" w:type="dxa"/>
-              <w:left w:w="0.0" w:type="dxa"/>
-              <w:bottom w:w="0.0" w:type="dxa"/>
-              <w:right w:w="0.0" w:type="dxa"/>
+              <w:top w:w="0" w:type="dxa"/>
+              <w:left w:w="0" w:type="dxa"/>
+              <w:bottom w:w="0" w:type="dxa"/>
+              <w:right w:w="0" w:type="dxa"/>
             </w:tcMar>
-            <w:vAlign w:val="top"/>
           </w:tcPr>
           <w:p>
             <w:pPr>
               <w:pBdr>
-                <w:top w:space="0" w:sz="0" w:val="nil"/>
-                <w:left w:space="0" w:sz="0" w:val="nil"/>
-                <w:bottom w:space="0" w:sz="0" w:val="nil"/>
-                <w:right w:space="0" w:sz="0" w:val="nil"/>
-                <w:between w:space="0" w:sz="0" w:val="nil"/>
+                <w:top w:val="nil"/>
+                <w:left w:val="nil"/>
+                <w:bottom w:val="nil"/>
+                <w:right w:val="nil"/>
+                <w:between w:val="nil"/>
               </w:pBdr>
-              <w:shd w:fill="auto" w:val="clear"/>
-              <w:rPr/>
             </w:pPr>
             <w:r>
-              <w:rPr>
-                <w:rtl w:val="0"/>
-              </w:rPr>
-              <w:t xml:space="preserve">Melihat daftar file/folder detail (termasuk file tersembunyi).</w:t>
+              <w:t xml:space="preserve">Melihat daftar </w:t>
+            </w:r>
+            <w:proofErr w:type="spellStart"/>
+            <w:r>
+              <w:t>file</w:t>
+            </w:r>
+            <w:proofErr w:type="spellEnd"/>
+            <w:r>
+              <w:t xml:space="preserve">/folder detail (termasuk </w:t>
+            </w:r>
+            <w:proofErr w:type="spellStart"/>
+            <w:r>
+              <w:t>file</w:t>
+            </w:r>
+            <w:proofErr w:type="spellEnd"/>
+            <w:r>
+              <w:t xml:space="preserve"> tersembunyi).</w:t>
             </w:r>
           </w:p>
         </w:tc>
       </w:tr>
       <w:tr>
-        <w:trPr>
-          <w:cantSplit w:val="0"/>
-          <w:tblHeader w:val="0"/>
-        </w:trPr>
         <w:tc>
           <w:tcPr>
-            <w:shd w:fill="auto" w:val="clear"/>
+            <w:tcW w:w="4680" w:type="dxa"/>
             <w:tcMar>
-              <w:top w:w="0.0" w:type="dxa"/>
-              <w:left w:w="0.0" w:type="dxa"/>
-              <w:bottom w:w="0.0" w:type="dxa"/>
-              <w:right w:w="0.0" w:type="dxa"/>
+              <w:top w:w="0" w:type="dxa"/>
+              <w:left w:w="0" w:type="dxa"/>
+              <w:bottom w:w="0" w:type="dxa"/>
+              <w:right w:w="0" w:type="dxa"/>
             </w:tcMar>
-            <w:vAlign w:val="top"/>
           </w:tcPr>
           <w:p>
             <w:pPr>
               <w:pBdr>
-                <w:top w:space="0" w:sz="0" w:val="nil"/>
-                <w:left w:space="0" w:sz="0" w:val="nil"/>
-                <w:bottom w:space="0" w:sz="0" w:val="nil"/>
-                <w:right w:space="0" w:sz="0" w:val="nil"/>
-                <w:between w:space="0" w:sz="0" w:val="nil"/>
+                <w:top w:val="nil"/>
+                <w:left w:val="nil"/>
+                <w:bottom w:val="nil"/>
+                <w:right w:val="nil"/>
+                <w:between w:val="nil"/>
               </w:pBdr>
-              <w:shd w:fill="auto" w:val="clear"/>
-              <w:rPr/>
             </w:pPr>
             <w:r>
-              <w:rPr>
-                <w:rtl w:val="0"/>
-              </w:rPr>
-              <w:t xml:space="preserve">cd /var/www/folder_project/pos-fnb-backend</w:t>
-            </w:r>
+              <w:t>cd /</w:t>
+            </w:r>
+            <w:proofErr w:type="spellStart"/>
+            <w:r>
+              <w:t>var</w:t>
+            </w:r>
+            <w:proofErr w:type="spellEnd"/>
+            <w:r>
+              <w:t>/</w:t>
+            </w:r>
+            <w:proofErr w:type="spellStart"/>
+            <w:r>
+              <w:t>www</w:t>
+            </w:r>
+            <w:proofErr w:type="spellEnd"/>
+            <w:r>
+              <w:t>/</w:t>
+            </w:r>
+            <w:proofErr w:type="spellStart"/>
+            <w:r>
+              <w:t>folder_project</w:t>
+            </w:r>
+            <w:proofErr w:type="spellEnd"/>
+            <w:r>
+              <w:t>/pos-</w:t>
+            </w:r>
+            <w:proofErr w:type="spellStart"/>
+            <w:r>
+              <w:t>fnb</w:t>
+            </w:r>
+            <w:proofErr w:type="spellEnd"/>
+            <w:r>
+              <w:t>-</w:t>
+            </w:r>
+            <w:proofErr w:type="spellStart"/>
+            <w:r>
+              <w:t>backend</w:t>
+            </w:r>
+            <w:proofErr w:type="spellEnd"/>
           </w:p>
         </w:tc>
         <w:tc>
           <w:tcPr>
-            <w:shd w:fill="auto" w:val="clear"/>
+            <w:tcW w:w="4680" w:type="dxa"/>
             <w:tcMar>
-              <w:top w:w="0.0" w:type="dxa"/>
-              <w:left w:w="0.0" w:type="dxa"/>
-              <w:bottom w:w="0.0" w:type="dxa"/>
-              <w:right w:w="0.0" w:type="dxa"/>
+              <w:top w:w="0" w:type="dxa"/>
+              <w:left w:w="0" w:type="dxa"/>
+              <w:bottom w:w="0" w:type="dxa"/>
+              <w:right w:w="0" w:type="dxa"/>
             </w:tcMar>
-            <w:vAlign w:val="top"/>
           </w:tcPr>
           <w:p>
             <w:pPr>
               <w:pBdr>
-                <w:top w:space="0" w:sz="0" w:val="nil"/>
-                <w:left w:space="0" w:sz="0" w:val="nil"/>
-                <w:bottom w:space="0" w:sz="0" w:val="nil"/>
-                <w:right w:space="0" w:sz="0" w:val="nil"/>
-                <w:between w:space="0" w:sz="0" w:val="nil"/>
+                <w:top w:val="nil"/>
+                <w:left w:val="nil"/>
+                <w:bottom w:val="nil"/>
+                <w:right w:val="nil"/>
+                <w:between w:val="nil"/>
               </w:pBdr>
-              <w:shd w:fill="auto" w:val="clear"/>
-              <w:rPr/>
             </w:pPr>
             <w:r>
-              <w:rPr>
-                <w:rtl w:val="0"/>
-              </w:rPr>
-              <w:t xml:space="preserve">Masuk ke direktori utama backend.</w:t>
+              <w:t xml:space="preserve">Masuk ke </w:t>
+            </w:r>
+            <w:proofErr w:type="spellStart"/>
+            <w:r>
+              <w:t>direktori</w:t>
+            </w:r>
+            <w:proofErr w:type="spellEnd"/>
+            <w:r>
+              <w:t xml:space="preserve"> utama </w:t>
+            </w:r>
+            <w:proofErr w:type="spellStart"/>
+            <w:r>
+              <w:t>backend</w:t>
+            </w:r>
+            <w:proofErr w:type="spellEnd"/>
+            <w:r>
+              <w:t>.</w:t>
             </w:r>
           </w:p>
         </w:tc>
       </w:tr>
       <w:tr>
-        <w:trPr>
-          <w:cantSplit w:val="0"/>
-          <w:tblHeader w:val="0"/>
-        </w:trPr>
         <w:tc>
           <w:tcPr>
-            <w:shd w:fill="auto" w:val="clear"/>
+            <w:tcW w:w="4680" w:type="dxa"/>
             <w:tcMar>
-              <w:top w:w="0.0" w:type="dxa"/>
-              <w:left w:w="0.0" w:type="dxa"/>
-              <w:bottom w:w="0.0" w:type="dxa"/>
-              <w:right w:w="0.0" w:type="dxa"/>
+              <w:top w:w="0" w:type="dxa"/>
+              <w:left w:w="0" w:type="dxa"/>
+              <w:bottom w:w="0" w:type="dxa"/>
+              <w:right w:w="0" w:type="dxa"/>
             </w:tcMar>
-            <w:vAlign w:val="top"/>
           </w:tcPr>
           <w:p>
             <w:pPr>
               <w:pBdr>
-                <w:top w:space="0" w:sz="0" w:val="nil"/>
-                <w:left w:space="0" w:sz="0" w:val="nil"/>
-                <w:bottom w:space="0" w:sz="0" w:val="nil"/>
-                <w:right w:space="0" w:sz="0" w:val="nil"/>
-                <w:between w:space="0" w:sz="0" w:val="nil"/>
+                <w:top w:val="nil"/>
+                <w:left w:val="nil"/>
+                <w:bottom w:val="nil"/>
+                <w:right w:val="nil"/>
+                <w:between w:val="nil"/>
               </w:pBdr>
-              <w:shd w:fill="auto" w:val="clear"/>
-              <w:rPr/>
             </w:pPr>
-            <w:r>
-              <w:rPr>
-                <w:rtl w:val="0"/>
-              </w:rPr>
-              <w:t xml:space="preserve">ls -la /</w:t>
+            <w:proofErr w:type="spellStart"/>
+            <w:r>
+              <w:t>ls</w:t>
+            </w:r>
+            <w:proofErr w:type="spellEnd"/>
+            <w:r>
+              <w:t xml:space="preserve"> -</w:t>
+            </w:r>
+            <w:proofErr w:type="spellStart"/>
+            <w:r>
+              <w:t>la</w:t>
+            </w:r>
+            <w:proofErr w:type="spellEnd"/>
+            <w:r>
+              <w:t xml:space="preserve"> /</w:t>
             </w:r>
           </w:p>
         </w:tc>
         <w:tc>
           <w:tcPr>
-            <w:shd w:fill="auto" w:val="clear"/>
+            <w:tcW w:w="4680" w:type="dxa"/>
             <w:tcMar>
-              <w:top w:w="0.0" w:type="dxa"/>
-              <w:left w:w="0.0" w:type="dxa"/>
-              <w:bottom w:w="0.0" w:type="dxa"/>
-              <w:right w:w="0.0" w:type="dxa"/>
+              <w:top w:w="0" w:type="dxa"/>
+              <w:left w:w="0" w:type="dxa"/>
+              <w:bottom w:w="0" w:type="dxa"/>
+              <w:right w:w="0" w:type="dxa"/>
             </w:tcMar>
-            <w:vAlign w:val="top"/>
           </w:tcPr>
           <w:p>
             <w:pPr>
               <w:pBdr>
-                <w:top w:space="0" w:sz="0" w:val="nil"/>
-                <w:left w:space="0" w:sz="0" w:val="nil"/>
-                <w:bottom w:space="0" w:sz="0" w:val="nil"/>
-                <w:right w:space="0" w:sz="0" w:val="nil"/>
-                <w:between w:space="0" w:sz="0" w:val="nil"/>
+                <w:top w:val="nil"/>
+                <w:left w:val="nil"/>
+                <w:bottom w:val="nil"/>
+                <w:right w:val="nil"/>
+                <w:between w:val="nil"/>
               </w:pBdr>
-              <w:shd w:fill="auto" w:val="clear"/>
-              <w:rPr/>
             </w:pPr>
             <w:r>
-              <w:rPr>
-                <w:rtl w:val="0"/>
-              </w:rPr>
-              <w:t xml:space="preserve">Melihat isi direktori sistem (root).</w:t>
+              <w:t xml:space="preserve">Melihat isi </w:t>
+            </w:r>
+            <w:proofErr w:type="spellStart"/>
+            <w:r>
+              <w:t>direktori</w:t>
+            </w:r>
+            <w:proofErr w:type="spellEnd"/>
+            <w:r>
+              <w:t xml:space="preserve"> sistem (</w:t>
+            </w:r>
+            <w:proofErr w:type="spellStart"/>
+            <w:r>
+              <w:t>root</w:t>
+            </w:r>
+            <w:proofErr w:type="spellEnd"/>
+            <w:r>
+              <w:t>).</w:t>
             </w:r>
           </w:p>
         </w:tc>
@@ -584,125 +761,737 @@
     </w:tbl>
     <w:p>
       <w:pPr>
-        <w:pStyle w:val="Heading2"/>
-        <w:pBdr>
-          <w:top w:space="0" w:sz="0" w:val="nil"/>
-          <w:left w:space="0" w:sz="0" w:val="nil"/>
-          <w:bottom w:space="0" w:sz="0" w:val="nil"/>
-          <w:right w:space="0" w:sz="0" w:val="nil"/>
-          <w:between w:space="0" w:sz="0" w:val="nil"/>
-        </w:pBdr>
-        <w:shd w:fill="auto" w:val="clear"/>
-        <w:rPr/>
-      </w:pPr>
-      <w:r>
-        <w:rPr>
-          <w:rtl w:val="0"/>
-        </w:rPr>
-        <w:t xml:space="preserve">4. Otomatisasi Update (script update.sh)</w:t>
+        <w:pStyle w:val="Judul2"/>
+      </w:pPr>
+      <w:r>
+        <w:t xml:space="preserve">4. Otomatisasi </w:t>
+      </w:r>
+      <w:proofErr w:type="spellStart"/>
+      <w:r>
+        <w:t>Update</w:t>
+      </w:r>
+      <w:proofErr w:type="spellEnd"/>
+      <w:r>
+        <w:t xml:space="preserve"> (</w:t>
+      </w:r>
+      <w:proofErr w:type="spellStart"/>
+      <w:r>
+        <w:t>script</w:t>
+      </w:r>
+      <w:proofErr w:type="spellEnd"/>
+      <w:r>
+        <w:t xml:space="preserve"> update.sh)</w:t>
       </w:r>
     </w:p>
     <w:p>
       <w:pPr>
         <w:pBdr>
-          <w:top w:space="0" w:sz="0" w:val="nil"/>
-          <w:left w:space="0" w:sz="0" w:val="nil"/>
-          <w:bottom w:space="0" w:sz="0" w:val="nil"/>
-          <w:right w:space="0" w:sz="0" w:val="nil"/>
-          <w:between w:space="0" w:sz="0" w:val="nil"/>
+          <w:top w:val="nil"/>
+          <w:left w:val="nil"/>
+          <w:bottom w:val="nil"/>
+          <w:right w:val="nil"/>
+          <w:between w:val="nil"/>
         </w:pBdr>
-        <w:shd w:fill="auto" w:val="clear"/>
-        <w:rPr/>
-      </w:pPr>
-      <w:r>
-        <w:rPr>
-          <w:rtl w:val="0"/>
-        </w:rPr>
-        <w:t xml:space="preserve">Untuk mempercepat proses deployment dan memastikan sinkronisasi file, gunakan script update.sh yang telah dikonfigurasi dengan perintah berikut:</w:t>
+      </w:pPr>
+      <w:r>
+        <w:t xml:space="preserve">Untuk mempercepat proses </w:t>
+      </w:r>
+      <w:proofErr w:type="spellStart"/>
+      <w:r>
+        <w:t>deployment</w:t>
+      </w:r>
+      <w:proofErr w:type="spellEnd"/>
+      <w:r>
+        <w:t xml:space="preserve"> dan memastikan sinkronisasi </w:t>
+      </w:r>
+      <w:proofErr w:type="spellStart"/>
+      <w:r>
+        <w:t>file</w:t>
+      </w:r>
+      <w:proofErr w:type="spellEnd"/>
+      <w:r>
+        <w:t xml:space="preserve">, gunakan </w:t>
+      </w:r>
+      <w:proofErr w:type="spellStart"/>
+      <w:r>
+        <w:t>script</w:t>
+      </w:r>
+      <w:proofErr w:type="spellEnd"/>
+      <w:r>
+        <w:t xml:space="preserve"> update.sh yang telah dikonfigurasi dengan perintah berikut:</w:t>
       </w:r>
     </w:p>
     <w:p>
       <w:pPr>
         <w:pBdr>
-          <w:top w:space="0" w:sz="0" w:val="nil"/>
-          <w:left w:space="0" w:sz="0" w:val="nil"/>
-          <w:bottom w:space="0" w:sz="0" w:val="nil"/>
-          <w:right w:space="0" w:sz="0" w:val="nil"/>
-          <w:between w:space="0" w:sz="0" w:val="nil"/>
+          <w:top w:val="nil"/>
+          <w:left w:val="nil"/>
+          <w:bottom w:val="nil"/>
+          <w:right w:val="nil"/>
+          <w:between w:val="nil"/>
         </w:pBdr>
-        <w:shd w:fill="auto" w:val="clear"/>
-        <w:rPr>
-          <w:rFonts w:ascii="Courier" w:cs="Courier" w:eastAsia="Courier" w:hAnsi="Courier"/>
-        </w:rPr>
-      </w:pPr>
-      <w:r>
-        <w:rPr>
-          <w:rFonts w:ascii="Courier" w:cs="Courier" w:eastAsia="Courier" w:hAnsi="Courier"/>
-          <w:rtl w:val="0"/>
-        </w:rPr>
-        <w:t xml:space="preserve">#!/bin/bash</w:t>
-        <w:br w:type="textWrapping"/>
-        <w:t xml:space="preserve">sudo chown -R www-data:www-data /var/www/folder_project/pos-fnb-backend</w:t>
-        <w:br w:type="textWrapping"/>
-        <w:t xml:space="preserve">sudo chmod -R 775 storage bootstrap/cache</w:t>
-        <w:br w:type="textWrapping"/>
-        <w:t xml:space="preserve">git pull origin main</w:t>
-        <w:br w:type="textWrapping"/>
-        <w:t xml:space="preserve">composer install --optimize-autoloader --no-dev</w:t>
-        <w:br w:type="textWrapping"/>
-        <w:t xml:space="preserve">php artisan migrate --force</w:t>
-        <w:br w:type="textWrapping"/>
-        <w:t xml:space="preserve">php artisan storage:link</w:t>
-        <w:br w:type="textWrapping"/>
-        <w:t xml:space="preserve">php artisan config:clear</w:t>
-        <w:br w:type="textWrapping"/>
-        <w:t xml:space="preserve">php artisan route:clear</w:t>
-        <w:br w:type="textWrapping"/>
-        <w:t xml:space="preserve">php artisan cache:clear</w:t>
-        <w:br w:type="textWrapping"/>
-        <w:t xml:space="preserve">echo "Update backend berhasil dan aman!"</w:t>
-        <w:br w:type="textWrapping"/>
+        <w:rPr>
+          <w:rFonts w:ascii="Courier" w:eastAsia="Courier" w:hAnsi="Courier" w:cs="Courier"/>
+        </w:rPr>
+      </w:pPr>
+      <w:r>
+        <w:rPr>
+          <w:rFonts w:ascii="Courier" w:eastAsia="Courier" w:hAnsi="Courier" w:cs="Courier"/>
+        </w:rPr>
+        <w:t>#!/bin/bash</w:t>
+      </w:r>
+      <w:r>
+        <w:rPr>
+          <w:rFonts w:ascii="Courier" w:eastAsia="Courier" w:hAnsi="Courier" w:cs="Courier"/>
+        </w:rPr>
+        <w:br/>
+      </w:r>
+      <w:proofErr w:type="spellStart"/>
+      <w:r>
+        <w:rPr>
+          <w:rFonts w:ascii="Courier" w:eastAsia="Courier" w:hAnsi="Courier" w:cs="Courier"/>
+        </w:rPr>
+        <w:t>sudo</w:t>
+      </w:r>
+      <w:proofErr w:type="spellEnd"/>
+      <w:r>
+        <w:rPr>
+          <w:rFonts w:ascii="Courier" w:eastAsia="Courier" w:hAnsi="Courier" w:cs="Courier"/>
+        </w:rPr>
+        <w:t xml:space="preserve"> </w:t>
+      </w:r>
+      <w:proofErr w:type="spellStart"/>
+      <w:r>
+        <w:rPr>
+          <w:rFonts w:ascii="Courier" w:eastAsia="Courier" w:hAnsi="Courier" w:cs="Courier"/>
+        </w:rPr>
+        <w:t>chown</w:t>
+      </w:r>
+      <w:proofErr w:type="spellEnd"/>
+      <w:r>
+        <w:rPr>
+          <w:rFonts w:ascii="Courier" w:eastAsia="Courier" w:hAnsi="Courier" w:cs="Courier"/>
+        </w:rPr>
+        <w:t xml:space="preserve"> -R </w:t>
+      </w:r>
+      <w:proofErr w:type="spellStart"/>
+      <w:r>
+        <w:rPr>
+          <w:rFonts w:ascii="Courier" w:eastAsia="Courier" w:hAnsi="Courier" w:cs="Courier"/>
+        </w:rPr>
+        <w:t>www-data:www-data</w:t>
+      </w:r>
+      <w:proofErr w:type="spellEnd"/>
+      <w:r>
+        <w:rPr>
+          <w:rFonts w:ascii="Courier" w:eastAsia="Courier" w:hAnsi="Courier" w:cs="Courier"/>
+        </w:rPr>
+        <w:t xml:space="preserve"> /</w:t>
+      </w:r>
+      <w:proofErr w:type="spellStart"/>
+      <w:r>
+        <w:rPr>
+          <w:rFonts w:ascii="Courier" w:eastAsia="Courier" w:hAnsi="Courier" w:cs="Courier"/>
+        </w:rPr>
+        <w:t>var</w:t>
+      </w:r>
+      <w:proofErr w:type="spellEnd"/>
+      <w:r>
+        <w:rPr>
+          <w:rFonts w:ascii="Courier" w:eastAsia="Courier" w:hAnsi="Courier" w:cs="Courier"/>
+        </w:rPr>
+        <w:t>/</w:t>
+      </w:r>
+      <w:proofErr w:type="spellStart"/>
+      <w:r>
+        <w:rPr>
+          <w:rFonts w:ascii="Courier" w:eastAsia="Courier" w:hAnsi="Courier" w:cs="Courier"/>
+        </w:rPr>
+        <w:t>www</w:t>
+      </w:r>
+      <w:proofErr w:type="spellEnd"/>
+      <w:r>
+        <w:rPr>
+          <w:rFonts w:ascii="Courier" w:eastAsia="Courier" w:hAnsi="Courier" w:cs="Courier"/>
+        </w:rPr>
+        <w:t>/</w:t>
+      </w:r>
+      <w:proofErr w:type="spellStart"/>
+      <w:r>
+        <w:rPr>
+          <w:rFonts w:ascii="Courier" w:eastAsia="Courier" w:hAnsi="Courier" w:cs="Courier"/>
+        </w:rPr>
+        <w:t>folder_project</w:t>
+      </w:r>
+      <w:proofErr w:type="spellEnd"/>
+      <w:r>
+        <w:rPr>
+          <w:rFonts w:ascii="Courier" w:eastAsia="Courier" w:hAnsi="Courier" w:cs="Courier"/>
+        </w:rPr>
+        <w:t>/pos-</w:t>
+      </w:r>
+      <w:proofErr w:type="spellStart"/>
+      <w:r>
+        <w:rPr>
+          <w:rFonts w:ascii="Courier" w:eastAsia="Courier" w:hAnsi="Courier" w:cs="Courier"/>
+        </w:rPr>
+        <w:t>fnb</w:t>
+      </w:r>
+      <w:proofErr w:type="spellEnd"/>
+      <w:r>
+        <w:rPr>
+          <w:rFonts w:ascii="Courier" w:eastAsia="Courier" w:hAnsi="Courier" w:cs="Courier"/>
+        </w:rPr>
+        <w:t>-</w:t>
+      </w:r>
+      <w:proofErr w:type="spellStart"/>
+      <w:r>
+        <w:rPr>
+          <w:rFonts w:ascii="Courier" w:eastAsia="Courier" w:hAnsi="Courier" w:cs="Courier"/>
+        </w:rPr>
+        <w:t>backend</w:t>
+      </w:r>
+      <w:proofErr w:type="spellEnd"/>
+      <w:r>
+        <w:rPr>
+          <w:rFonts w:ascii="Courier" w:eastAsia="Courier" w:hAnsi="Courier" w:cs="Courier"/>
+        </w:rPr>
+        <w:br/>
+      </w:r>
+      <w:proofErr w:type="spellStart"/>
+      <w:r>
+        <w:rPr>
+          <w:rFonts w:ascii="Courier" w:eastAsia="Courier" w:hAnsi="Courier" w:cs="Courier"/>
+        </w:rPr>
+        <w:t>sudo</w:t>
+      </w:r>
+      <w:proofErr w:type="spellEnd"/>
+      <w:r>
+        <w:rPr>
+          <w:rFonts w:ascii="Courier" w:eastAsia="Courier" w:hAnsi="Courier" w:cs="Courier"/>
+        </w:rPr>
+        <w:t xml:space="preserve"> </w:t>
+      </w:r>
+      <w:proofErr w:type="spellStart"/>
+      <w:r>
+        <w:rPr>
+          <w:rFonts w:ascii="Courier" w:eastAsia="Courier" w:hAnsi="Courier" w:cs="Courier"/>
+        </w:rPr>
+        <w:t>chmod</w:t>
+      </w:r>
+      <w:proofErr w:type="spellEnd"/>
+      <w:r>
+        <w:rPr>
+          <w:rFonts w:ascii="Courier" w:eastAsia="Courier" w:hAnsi="Courier" w:cs="Courier"/>
+        </w:rPr>
+        <w:t xml:space="preserve"> -R 775 </w:t>
+      </w:r>
+      <w:proofErr w:type="spellStart"/>
+      <w:r>
+        <w:rPr>
+          <w:rFonts w:ascii="Courier" w:eastAsia="Courier" w:hAnsi="Courier" w:cs="Courier"/>
+        </w:rPr>
+        <w:t>storage</w:t>
+      </w:r>
+      <w:proofErr w:type="spellEnd"/>
+      <w:r>
+        <w:rPr>
+          <w:rFonts w:ascii="Courier" w:eastAsia="Courier" w:hAnsi="Courier" w:cs="Courier"/>
+        </w:rPr>
+        <w:t xml:space="preserve"> </w:t>
+      </w:r>
+      <w:proofErr w:type="spellStart"/>
+      <w:r>
+        <w:rPr>
+          <w:rFonts w:ascii="Courier" w:eastAsia="Courier" w:hAnsi="Courier" w:cs="Courier"/>
+        </w:rPr>
+        <w:t>bootstrap</w:t>
+      </w:r>
+      <w:proofErr w:type="spellEnd"/>
+      <w:r>
+        <w:rPr>
+          <w:rFonts w:ascii="Courier" w:eastAsia="Courier" w:hAnsi="Courier" w:cs="Courier"/>
+        </w:rPr>
+        <w:t>/</w:t>
+      </w:r>
+      <w:proofErr w:type="spellStart"/>
+      <w:r>
+        <w:rPr>
+          <w:rFonts w:ascii="Courier" w:eastAsia="Courier" w:hAnsi="Courier" w:cs="Courier"/>
+        </w:rPr>
+        <w:t>cache</w:t>
+      </w:r>
+      <w:proofErr w:type="spellEnd"/>
+      <w:r>
+        <w:rPr>
+          <w:rFonts w:ascii="Courier" w:eastAsia="Courier" w:hAnsi="Courier" w:cs="Courier"/>
+        </w:rPr>
+        <w:br/>
+      </w:r>
+      <w:proofErr w:type="spellStart"/>
+      <w:r>
+        <w:rPr>
+          <w:rFonts w:ascii="Courier" w:eastAsia="Courier" w:hAnsi="Courier" w:cs="Courier"/>
+        </w:rPr>
+        <w:t>git</w:t>
+      </w:r>
+      <w:proofErr w:type="spellEnd"/>
+      <w:r>
+        <w:rPr>
+          <w:rFonts w:ascii="Courier" w:eastAsia="Courier" w:hAnsi="Courier" w:cs="Courier"/>
+        </w:rPr>
+        <w:t xml:space="preserve"> </w:t>
+      </w:r>
+      <w:proofErr w:type="spellStart"/>
+      <w:r>
+        <w:rPr>
+          <w:rFonts w:ascii="Courier" w:eastAsia="Courier" w:hAnsi="Courier" w:cs="Courier"/>
+        </w:rPr>
+        <w:t>pull</w:t>
+      </w:r>
+      <w:proofErr w:type="spellEnd"/>
+      <w:r>
+        <w:rPr>
+          <w:rFonts w:ascii="Courier" w:eastAsia="Courier" w:hAnsi="Courier" w:cs="Courier"/>
+        </w:rPr>
+        <w:t xml:space="preserve"> </w:t>
+      </w:r>
+      <w:proofErr w:type="spellStart"/>
+      <w:r>
+        <w:rPr>
+          <w:rFonts w:ascii="Courier" w:eastAsia="Courier" w:hAnsi="Courier" w:cs="Courier"/>
+        </w:rPr>
+        <w:t>origin</w:t>
+      </w:r>
+      <w:proofErr w:type="spellEnd"/>
+      <w:r>
+        <w:rPr>
+          <w:rFonts w:ascii="Courier" w:eastAsia="Courier" w:hAnsi="Courier" w:cs="Courier"/>
+        </w:rPr>
+        <w:t xml:space="preserve"> main</w:t>
+      </w:r>
+      <w:r>
+        <w:rPr>
+          <w:rFonts w:ascii="Courier" w:eastAsia="Courier" w:hAnsi="Courier" w:cs="Courier"/>
+        </w:rPr>
+        <w:br/>
+      </w:r>
+      <w:proofErr w:type="spellStart"/>
+      <w:r>
+        <w:rPr>
+          <w:rFonts w:ascii="Courier" w:eastAsia="Courier" w:hAnsi="Courier" w:cs="Courier"/>
+        </w:rPr>
+        <w:t>composer</w:t>
+      </w:r>
+      <w:proofErr w:type="spellEnd"/>
+      <w:r>
+        <w:rPr>
+          <w:rFonts w:ascii="Courier" w:eastAsia="Courier" w:hAnsi="Courier" w:cs="Courier"/>
+        </w:rPr>
+        <w:t xml:space="preserve"> </w:t>
+      </w:r>
+      <w:proofErr w:type="spellStart"/>
+      <w:r>
+        <w:rPr>
+          <w:rFonts w:ascii="Courier" w:eastAsia="Courier" w:hAnsi="Courier" w:cs="Courier"/>
+        </w:rPr>
+        <w:t>install</w:t>
+      </w:r>
+      <w:proofErr w:type="spellEnd"/>
+      <w:r>
+        <w:rPr>
+          <w:rFonts w:ascii="Courier" w:eastAsia="Courier" w:hAnsi="Courier" w:cs="Courier"/>
+        </w:rPr>
+        <w:t xml:space="preserve"> --</w:t>
+      </w:r>
+      <w:proofErr w:type="spellStart"/>
+      <w:r>
+        <w:rPr>
+          <w:rFonts w:ascii="Courier" w:eastAsia="Courier" w:hAnsi="Courier" w:cs="Courier"/>
+        </w:rPr>
+        <w:t>optimize-autoloader</w:t>
+      </w:r>
+      <w:proofErr w:type="spellEnd"/>
+      <w:r>
+        <w:rPr>
+          <w:rFonts w:ascii="Courier" w:eastAsia="Courier" w:hAnsi="Courier" w:cs="Courier"/>
+        </w:rPr>
+        <w:t xml:space="preserve"> --</w:t>
+      </w:r>
+      <w:proofErr w:type="spellStart"/>
+      <w:r>
+        <w:rPr>
+          <w:rFonts w:ascii="Courier" w:eastAsia="Courier" w:hAnsi="Courier" w:cs="Courier"/>
+        </w:rPr>
+        <w:t>no-dev</w:t>
+      </w:r>
+      <w:proofErr w:type="spellEnd"/>
+      <w:r>
+        <w:rPr>
+          <w:rFonts w:ascii="Courier" w:eastAsia="Courier" w:hAnsi="Courier" w:cs="Courier"/>
+        </w:rPr>
+        <w:br/>
+      </w:r>
+      <w:proofErr w:type="spellStart"/>
+      <w:r>
+        <w:rPr>
+          <w:rFonts w:ascii="Courier" w:eastAsia="Courier" w:hAnsi="Courier" w:cs="Courier"/>
+        </w:rPr>
+        <w:t>php</w:t>
+      </w:r>
+      <w:proofErr w:type="spellEnd"/>
+      <w:r>
+        <w:rPr>
+          <w:rFonts w:ascii="Courier" w:eastAsia="Courier" w:hAnsi="Courier" w:cs="Courier"/>
+        </w:rPr>
+        <w:t xml:space="preserve"> artisan </w:t>
+      </w:r>
+      <w:proofErr w:type="spellStart"/>
+      <w:r>
+        <w:rPr>
+          <w:rFonts w:ascii="Courier" w:eastAsia="Courier" w:hAnsi="Courier" w:cs="Courier"/>
+        </w:rPr>
+        <w:t>migrate</w:t>
+      </w:r>
+      <w:proofErr w:type="spellEnd"/>
+      <w:r>
+        <w:rPr>
+          <w:rFonts w:ascii="Courier" w:eastAsia="Courier" w:hAnsi="Courier" w:cs="Courier"/>
+        </w:rPr>
+        <w:t xml:space="preserve"> --</w:t>
+      </w:r>
+      <w:proofErr w:type="spellStart"/>
+      <w:r>
+        <w:rPr>
+          <w:rFonts w:ascii="Courier" w:eastAsia="Courier" w:hAnsi="Courier" w:cs="Courier"/>
+        </w:rPr>
+        <w:t>force</w:t>
+      </w:r>
+      <w:proofErr w:type="spellEnd"/>
+      <w:r>
+        <w:rPr>
+          <w:rFonts w:ascii="Courier" w:eastAsia="Courier" w:hAnsi="Courier" w:cs="Courier"/>
+        </w:rPr>
+        <w:br/>
+      </w:r>
+      <w:proofErr w:type="spellStart"/>
+      <w:r>
+        <w:rPr>
+          <w:rFonts w:ascii="Courier" w:eastAsia="Courier" w:hAnsi="Courier" w:cs="Courier"/>
+        </w:rPr>
+        <w:t>php</w:t>
+      </w:r>
+      <w:proofErr w:type="spellEnd"/>
+      <w:r>
+        <w:rPr>
+          <w:rFonts w:ascii="Courier" w:eastAsia="Courier" w:hAnsi="Courier" w:cs="Courier"/>
+        </w:rPr>
+        <w:t xml:space="preserve"> artisan </w:t>
+      </w:r>
+      <w:proofErr w:type="spellStart"/>
+      <w:r>
+        <w:rPr>
+          <w:rFonts w:ascii="Courier" w:eastAsia="Courier" w:hAnsi="Courier" w:cs="Courier"/>
+        </w:rPr>
+        <w:t>storage:link</w:t>
+      </w:r>
+      <w:proofErr w:type="spellEnd"/>
+      <w:r>
+        <w:rPr>
+          <w:rFonts w:ascii="Courier" w:eastAsia="Courier" w:hAnsi="Courier" w:cs="Courier"/>
+        </w:rPr>
+        <w:br/>
+      </w:r>
+      <w:proofErr w:type="spellStart"/>
+      <w:r>
+        <w:rPr>
+          <w:rFonts w:ascii="Courier" w:eastAsia="Courier" w:hAnsi="Courier" w:cs="Courier"/>
+        </w:rPr>
+        <w:t>php</w:t>
+      </w:r>
+      <w:proofErr w:type="spellEnd"/>
+      <w:r>
+        <w:rPr>
+          <w:rFonts w:ascii="Courier" w:eastAsia="Courier" w:hAnsi="Courier" w:cs="Courier"/>
+        </w:rPr>
+        <w:t xml:space="preserve"> artisan </w:t>
+      </w:r>
+      <w:proofErr w:type="spellStart"/>
+      <w:r>
+        <w:rPr>
+          <w:rFonts w:ascii="Courier" w:eastAsia="Courier" w:hAnsi="Courier" w:cs="Courier"/>
+        </w:rPr>
+        <w:t>config:clear</w:t>
+      </w:r>
+      <w:proofErr w:type="spellEnd"/>
+      <w:r>
+        <w:rPr>
+          <w:rFonts w:ascii="Courier" w:eastAsia="Courier" w:hAnsi="Courier" w:cs="Courier"/>
+        </w:rPr>
+        <w:br/>
+      </w:r>
+      <w:proofErr w:type="spellStart"/>
+      <w:r>
+        <w:rPr>
+          <w:rFonts w:ascii="Courier" w:eastAsia="Courier" w:hAnsi="Courier" w:cs="Courier"/>
+        </w:rPr>
+        <w:t>php</w:t>
+      </w:r>
+      <w:proofErr w:type="spellEnd"/>
+      <w:r>
+        <w:rPr>
+          <w:rFonts w:ascii="Courier" w:eastAsia="Courier" w:hAnsi="Courier" w:cs="Courier"/>
+        </w:rPr>
+        <w:t xml:space="preserve"> artisan </w:t>
+      </w:r>
+      <w:proofErr w:type="spellStart"/>
+      <w:r>
+        <w:rPr>
+          <w:rFonts w:ascii="Courier" w:eastAsia="Courier" w:hAnsi="Courier" w:cs="Courier"/>
+        </w:rPr>
+        <w:t>route:clear</w:t>
+      </w:r>
+      <w:proofErr w:type="spellEnd"/>
+      <w:r>
+        <w:rPr>
+          <w:rFonts w:ascii="Courier" w:eastAsia="Courier" w:hAnsi="Courier" w:cs="Courier"/>
+        </w:rPr>
+        <w:br/>
+      </w:r>
+      <w:proofErr w:type="spellStart"/>
+      <w:r>
+        <w:rPr>
+          <w:rFonts w:ascii="Courier" w:eastAsia="Courier" w:hAnsi="Courier" w:cs="Courier"/>
+        </w:rPr>
+        <w:t>php</w:t>
+      </w:r>
+      <w:proofErr w:type="spellEnd"/>
+      <w:r>
+        <w:rPr>
+          <w:rFonts w:ascii="Courier" w:eastAsia="Courier" w:hAnsi="Courier" w:cs="Courier"/>
+        </w:rPr>
+        <w:t xml:space="preserve"> artisan </w:t>
+      </w:r>
+      <w:proofErr w:type="spellStart"/>
+      <w:r>
+        <w:rPr>
+          <w:rFonts w:ascii="Courier" w:eastAsia="Courier" w:hAnsi="Courier" w:cs="Courier"/>
+        </w:rPr>
+        <w:t>cache:clear</w:t>
+      </w:r>
+      <w:proofErr w:type="spellEnd"/>
+      <w:r>
+        <w:rPr>
+          <w:rFonts w:ascii="Courier" w:eastAsia="Courier" w:hAnsi="Courier" w:cs="Courier"/>
+        </w:rPr>
+        <w:br/>
+      </w:r>
+      <w:proofErr w:type="spellStart"/>
+      <w:r>
+        <w:rPr>
+          <w:rFonts w:ascii="Courier" w:eastAsia="Courier" w:hAnsi="Courier" w:cs="Courier"/>
+        </w:rPr>
+        <w:t>echo</w:t>
+      </w:r>
+      <w:proofErr w:type="spellEnd"/>
+      <w:r>
+        <w:rPr>
+          <w:rFonts w:ascii="Courier" w:eastAsia="Courier" w:hAnsi="Courier" w:cs="Courier"/>
+        </w:rPr>
+        <w:t xml:space="preserve"> "</w:t>
+      </w:r>
+      <w:proofErr w:type="spellStart"/>
+      <w:r>
+        <w:rPr>
+          <w:rFonts w:ascii="Courier" w:eastAsia="Courier" w:hAnsi="Courier" w:cs="Courier"/>
+        </w:rPr>
+        <w:t>Update</w:t>
+      </w:r>
+      <w:proofErr w:type="spellEnd"/>
+      <w:r>
+        <w:rPr>
+          <w:rFonts w:ascii="Courier" w:eastAsia="Courier" w:hAnsi="Courier" w:cs="Courier"/>
+        </w:rPr>
+        <w:t xml:space="preserve"> </w:t>
+      </w:r>
+      <w:proofErr w:type="spellStart"/>
+      <w:r>
+        <w:rPr>
+          <w:rFonts w:ascii="Courier" w:eastAsia="Courier" w:hAnsi="Courier" w:cs="Courier"/>
+        </w:rPr>
+        <w:t>backend</w:t>
+      </w:r>
+      <w:proofErr w:type="spellEnd"/>
+      <w:r>
+        <w:rPr>
+          <w:rFonts w:ascii="Courier" w:eastAsia="Courier" w:hAnsi="Courier" w:cs="Courier"/>
+        </w:rPr>
+        <w:t xml:space="preserve"> berhasil dan aman!"</w:t>
+      </w:r>
+      <w:r>
+        <w:rPr>
+          <w:rFonts w:ascii="Courier" w:eastAsia="Courier" w:hAnsi="Courier" w:cs="Courier"/>
+        </w:rPr>
+        <w:br/>
       </w:r>
     </w:p>
     <w:p>
       <w:pPr>
         <w:pBdr>
-          <w:top w:space="0" w:sz="0" w:val="nil"/>
-          <w:left w:space="0" w:sz="0" w:val="nil"/>
-          <w:bottom w:space="0" w:sz="0" w:val="nil"/>
-          <w:right w:space="0" w:sz="0" w:val="nil"/>
-          <w:between w:space="0" w:sz="0" w:val="nil"/>
+          <w:top w:val="nil"/>
+          <w:left w:val="nil"/>
+          <w:bottom w:val="nil"/>
+          <w:right w:val="nil"/>
+          <w:between w:val="nil"/>
         </w:pBdr>
-        <w:shd w:fill="auto" w:val="clear"/>
-        <w:spacing w:after="225" w:lineRule="auto"/>
-        <w:rPr/>
-      </w:pPr>
-      <w:r>
-        <w:rPr>
-          <w:rtl w:val="0"/>
-        </w:rPr>
-        <w:t xml:space="preserve">Jalankan dengan: sudo ./update.sh</w:t>
+        <w:spacing w:after="225"/>
+      </w:pPr>
+      <w:r>
+        <w:t xml:space="preserve">Jalankan dengan: </w:t>
+      </w:r>
+      <w:proofErr w:type="spellStart"/>
+      <w:r>
+        <w:t>sudo</w:t>
+      </w:r>
+      <w:proofErr w:type="spellEnd"/>
+      <w:r>
+        <w:t xml:space="preserve"> ./update.sh</w:t>
       </w:r>
     </w:p>
     <w:p>
       <w:pPr>
-        <w:pStyle w:val="Heading2"/>
         <w:pBdr>
-          <w:top w:space="0" w:sz="0" w:val="nil"/>
-          <w:left w:space="0" w:sz="0" w:val="nil"/>
-          <w:bottom w:space="0" w:sz="0" w:val="nil"/>
-          <w:right w:space="0" w:sz="0" w:val="nil"/>
-          <w:between w:space="0" w:sz="0" w:val="nil"/>
+          <w:top w:val="nil"/>
+          <w:left w:val="nil"/>
+          <w:bottom w:val="nil"/>
+          <w:right w:val="nil"/>
+          <w:between w:val="nil"/>
         </w:pBdr>
-        <w:shd w:fill="auto" w:val="clear"/>
-        <w:spacing w:before="0" w:lineRule="auto"/>
-        <w:rPr/>
-      </w:pPr>
-      <w:r>
-        <w:rPr>
-          <w:rtl w:val="0"/>
-        </w:rPr>
-        <w:t xml:space="preserve">5. Catatan Penting Pengembangan</w:t>
+        <w:spacing w:after="225"/>
+      </w:pPr>
+      <w:r>
+        <w:t xml:space="preserve">CATATAN: </w:t>
+      </w:r>
+      <w:r>
+        <w:t xml:space="preserve">jika ingin </w:t>
+      </w:r>
+      <w:proofErr w:type="spellStart"/>
+      <w:r>
+        <w:t>meng</w:t>
+      </w:r>
+      <w:proofErr w:type="spellEnd"/>
+      <w:r>
+        <w:t xml:space="preserve"> </w:t>
+      </w:r>
+      <w:proofErr w:type="spellStart"/>
+      <w:r>
+        <w:t>update</w:t>
+      </w:r>
+      <w:proofErr w:type="spellEnd"/>
+      <w:r>
+        <w:t xml:space="preserve"> </w:t>
+      </w:r>
+      <w:proofErr w:type="spellStart"/>
+      <w:r>
+        <w:t>seed</w:t>
+      </w:r>
+      <w:proofErr w:type="spellEnd"/>
+      <w:r>
+        <w:t xml:space="preserve"> baru (</w:t>
+      </w:r>
+      <w:proofErr w:type="spellStart"/>
+      <w:r>
+        <w:t>php</w:t>
+      </w:r>
+      <w:proofErr w:type="spellEnd"/>
+      <w:r>
+        <w:t xml:space="preserve"> artisan </w:t>
+      </w:r>
+      <w:proofErr w:type="spellStart"/>
+      <w:r>
+        <w:t>migrate:fresh</w:t>
+      </w:r>
+      <w:proofErr w:type="spellEnd"/>
+      <w:r>
+        <w:t xml:space="preserve"> --</w:t>
+      </w:r>
+      <w:proofErr w:type="spellStart"/>
+      <w:r>
+        <w:t>seed</w:t>
+      </w:r>
+      <w:proofErr w:type="spellEnd"/>
+      <w:r>
+        <w:t>)</w:t>
+      </w:r>
+    </w:p>
+    <w:p>
+      <w:pPr>
+        <w:pBdr>
+          <w:top w:val="nil"/>
+          <w:left w:val="nil"/>
+          <w:bottom w:val="nil"/>
+          <w:right w:val="nil"/>
+          <w:between w:val="nil"/>
+        </w:pBdr>
+        <w:spacing w:after="225"/>
+      </w:pPr>
+      <w:proofErr w:type="spellStart"/>
+      <w:r>
+        <w:t>php</w:t>
+      </w:r>
+      <w:proofErr w:type="spellEnd"/>
+      <w:r>
+        <w:t xml:space="preserve"> artisan </w:t>
+      </w:r>
+      <w:proofErr w:type="spellStart"/>
+      <w:r>
+        <w:t>migrate:fresh</w:t>
+      </w:r>
+      <w:proofErr w:type="spellEnd"/>
+      <w:r>
+        <w:t xml:space="preserve"> = menghapus seluruh tabel di </w:t>
+      </w:r>
+      <w:proofErr w:type="spellStart"/>
+      <w:r>
+        <w:t>database</w:t>
+      </w:r>
+      <w:proofErr w:type="spellEnd"/>
+    </w:p>
+    <w:p>
+      <w:r>
+        <w:t>--</w:t>
+      </w:r>
+      <w:proofErr w:type="spellStart"/>
+      <w:r>
+        <w:t>seed</w:t>
+      </w:r>
+      <w:proofErr w:type="spellEnd"/>
+      <w:r>
+        <w:t xml:space="preserve"> = menghasilkan tabel dan data </w:t>
+      </w:r>
+    </w:p>
+    <w:p>
+      <w:pPr>
+        <w:pBdr>
+          <w:top w:val="nil"/>
+          <w:left w:val="nil"/>
+          <w:bottom w:val="nil"/>
+          <w:right w:val="nil"/>
+          <w:between w:val="nil"/>
+        </w:pBdr>
+        <w:spacing w:after="225"/>
+      </w:pPr>
+      <w:r>
+        <w:tab/>
+      </w:r>
+    </w:p>
+    <w:p>
+      <w:pPr>
+        <w:pStyle w:val="Judul2"/>
+        <w:spacing w:before="0"/>
+      </w:pPr>
+      <w:r>
+        <w:t>5. Catatan Penting Pengembangan</w:t>
       </w:r>
     </w:p>
     <w:p>
@@ -712,28 +1501,79 @@
           <w:numId w:val="2"/>
         </w:numPr>
         <w:pBdr>
-          <w:top w:space="0" w:sz="0" w:val="nil"/>
-          <w:left w:space="0" w:sz="0" w:val="nil"/>
-          <w:bottom w:space="0" w:sz="0" w:val="nil"/>
-          <w:right w:space="0" w:sz="0" w:val="nil"/>
-          <w:between w:space="0" w:sz="0" w:val="nil"/>
+          <w:top w:val="nil"/>
+          <w:left w:val="nil"/>
+          <w:bottom w:val="nil"/>
+          <w:right w:val="nil"/>
+          <w:between w:val="nil"/>
         </w:pBdr>
-        <w:shd w:fill="auto" w:val="clear"/>
-        <w:ind w:left="600" w:hanging="360"/>
-      </w:pPr>
-      <w:r>
-        <w:rPr>
-          <w:b w:val="1"/>
-          <w:bCs w:val="1"/>
-          <w:rtl w:val="0"/>
-        </w:rPr>
-        <w:t xml:space="preserve">Independensi Laravel:</w:t>
-      </w:r>
-      <w:r>
-        <w:rPr>
-          <w:rtl w:val="0"/>
-        </w:rPr>
-        <w:t xml:space="preserve"> Laravel menjalankan servernya sendiri (via php artisan serve) dan terpisah dari XAMPP/Apache.</w:t>
+      </w:pPr>
+      <w:proofErr w:type="spellStart"/>
+      <w:r>
+        <w:rPr>
+          <w:b/>
+          <w:bCs/>
+        </w:rPr>
+        <w:t>Independensi</w:t>
+      </w:r>
+      <w:proofErr w:type="spellEnd"/>
+      <w:r>
+        <w:rPr>
+          <w:b/>
+          <w:bCs/>
+        </w:rPr>
+        <w:t xml:space="preserve"> </w:t>
+      </w:r>
+      <w:proofErr w:type="spellStart"/>
+      <w:r>
+        <w:rPr>
+          <w:b/>
+          <w:bCs/>
+        </w:rPr>
+        <w:t>Laravel</w:t>
+      </w:r>
+      <w:proofErr w:type="spellEnd"/>
+      <w:r>
+        <w:rPr>
+          <w:b/>
+          <w:bCs/>
+        </w:rPr>
+        <w:t>:</w:t>
+      </w:r>
+      <w:r>
+        <w:t xml:space="preserve"> </w:t>
+      </w:r>
+      <w:proofErr w:type="spellStart"/>
+      <w:r>
+        <w:t>Laravel</w:t>
+      </w:r>
+      <w:proofErr w:type="spellEnd"/>
+      <w:r>
+        <w:t xml:space="preserve"> menjalankan servernya sendiri (via </w:t>
+      </w:r>
+      <w:proofErr w:type="spellStart"/>
+      <w:r>
+        <w:t>php</w:t>
+      </w:r>
+      <w:proofErr w:type="spellEnd"/>
+      <w:r>
+        <w:t xml:space="preserve"> artisan </w:t>
+      </w:r>
+      <w:proofErr w:type="spellStart"/>
+      <w:r>
+        <w:t>serve</w:t>
+      </w:r>
+      <w:proofErr w:type="spellEnd"/>
+      <w:r>
+        <w:t>) dan terpisah dari XAMPP/</w:t>
+      </w:r>
+      <w:proofErr w:type="spellStart"/>
+      <w:r>
+        <w:t>Apache</w:t>
+      </w:r>
+      <w:proofErr w:type="spellEnd"/>
+      <w:r>
+        <w:t>.</w:t>
       </w:r>
     </w:p>
     <w:p>
@@ -743,42 +1583,67 @@
           <w:numId w:val="2"/>
         </w:numPr>
         <w:pBdr>
-          <w:top w:space="0" w:sz="0" w:val="nil"/>
-          <w:left w:space="0" w:sz="0" w:val="nil"/>
-          <w:bottom w:space="0" w:sz="0" w:val="nil"/>
-          <w:right w:space="0" w:sz="0" w:val="nil"/>
-          <w:between w:space="0" w:sz="0" w:val="nil"/>
+          <w:top w:val="nil"/>
+          <w:left w:val="nil"/>
+          <w:bottom w:val="nil"/>
+          <w:right w:val="nil"/>
+          <w:between w:val="nil"/>
         </w:pBdr>
-        <w:shd w:fill="auto" w:val="clear"/>
-        <w:ind w:left="600" w:hanging="360"/>
-      </w:pPr>
-      <w:r>
-        <w:rPr>
-          <w:b w:val="1"/>
-          <w:bCs w:val="1"/>
-          <w:rtl w:val="0"/>
-        </w:rPr>
-        <w:t xml:space="preserve">Database:</w:t>
-      </w:r>
-      <w:r>
-        <w:rPr>
-          <w:rtl w:val="0"/>
-        </w:rPr>
+      </w:pPr>
+      <w:proofErr w:type="spellStart"/>
+      <w:r>
+        <w:rPr>
+          <w:b/>
+          <w:bCs/>
+        </w:rPr>
+        <w:t>Database</w:t>
+      </w:r>
+      <w:proofErr w:type="spellEnd"/>
+      <w:r>
+        <w:rPr>
+          <w:b/>
+          <w:bCs/>
+        </w:rPr>
+        <w:t>:</w:t>
+      </w:r>
+      <w:r>
         <w:t xml:space="preserve"> Data dapat diekspor ke Excel/CSV melalui fitur </w:t>
       </w:r>
-      <w:r>
-        <w:rPr>
-          <w:i w:val="1"/>
-          <w:iCs w:val="1"/>
-          <w:rtl w:val="0"/>
-        </w:rPr>
-        <w:t xml:space="preserve">Export</w:t>
-      </w:r>
-      <w:r>
-        <w:rPr>
-          <w:rtl w:val="0"/>
-        </w:rPr>
-        <w:t xml:space="preserve"> di alat manajemen database seperti PHPMyAdmin atau DBeaver.</w:t>
+      <w:proofErr w:type="spellStart"/>
+      <w:r>
+        <w:rPr>
+          <w:i/>
+          <w:iCs/>
+        </w:rPr>
+        <w:t>Export</w:t>
+      </w:r>
+      <w:proofErr w:type="spellEnd"/>
+      <w:r>
+        <w:t xml:space="preserve"> di alat manajemen </w:t>
+      </w:r>
+      <w:proofErr w:type="spellStart"/>
+      <w:r>
+        <w:t>database</w:t>
+      </w:r>
+      <w:proofErr w:type="spellEnd"/>
+      <w:r>
+        <w:t xml:space="preserve"> seperti </w:t>
+      </w:r>
+      <w:proofErr w:type="spellStart"/>
+      <w:r>
+        <w:t>PHPMyAdmin</w:t>
+      </w:r>
+      <w:proofErr w:type="spellEnd"/>
+      <w:r>
+        <w:t xml:space="preserve"> atau </w:t>
+      </w:r>
+      <w:proofErr w:type="spellStart"/>
+      <w:r>
+        <w:t>DBeaver</w:t>
+      </w:r>
+      <w:proofErr w:type="spellEnd"/>
+      <w:r>
+        <w:t>.</w:t>
       </w:r>
     </w:p>
     <w:p>
@@ -788,27 +1653,46 @@
           <w:numId w:val="2"/>
         </w:numPr>
         <w:pBdr>
-          <w:top w:space="0" w:sz="0" w:val="nil"/>
-          <w:left w:space="0" w:sz="0" w:val="nil"/>
-          <w:bottom w:space="0" w:sz="0" w:val="nil"/>
-          <w:right w:space="0" w:sz="0" w:val="nil"/>
-          <w:between w:space="0" w:sz="0" w:val="nil"/>
+          <w:top w:val="nil"/>
+          <w:left w:val="nil"/>
+          <w:bottom w:val="nil"/>
+          <w:right w:val="nil"/>
+          <w:between w:val="nil"/>
         </w:pBdr>
-        <w:shd w:fill="auto" w:val="clear"/>
-        <w:ind w:left="600" w:hanging="360"/>
-      </w:pPr>
-      <w:r>
-        <w:rPr>
-          <w:b w:val="1"/>
-          <w:bCs w:val="1"/>
-          <w:rtl w:val="0"/>
-        </w:rPr>
-        <w:t xml:space="preserve">Cloudflare Tunnel:</w:t>
-      </w:r>
-      <w:r>
-        <w:rPr>
-          <w:rtl w:val="0"/>
-        </w:rPr>
+      </w:pPr>
+      <w:proofErr w:type="spellStart"/>
+      <w:r>
+        <w:rPr>
+          <w:b/>
+          <w:bCs/>
+        </w:rPr>
+        <w:t>Cloudflare</w:t>
+      </w:r>
+      <w:proofErr w:type="spellEnd"/>
+      <w:r>
+        <w:rPr>
+          <w:b/>
+          <w:bCs/>
+        </w:rPr>
+        <w:t xml:space="preserve"> </w:t>
+      </w:r>
+      <w:proofErr w:type="spellStart"/>
+      <w:r>
+        <w:rPr>
+          <w:b/>
+          <w:bCs/>
+        </w:rPr>
+        <w:t>Tunnel</w:t>
+      </w:r>
+      <w:proofErr w:type="spellEnd"/>
+      <w:r>
+        <w:rPr>
+          <w:b/>
+          <w:bCs/>
+        </w:rPr>
+        <w:t>:</w:t>
+      </w:r>
+      <w:r>
         <w:t xml:space="preserve"> Pastikan proses ini tetap berjalan di latar belakang agar URL HTTPS tetap aktif 24 jam.</w:t>
       </w:r>
     </w:p>
@@ -819,56 +1703,99 @@
           <w:numId w:val="2"/>
         </w:numPr>
         <w:pBdr>
-          <w:top w:space="0" w:sz="0" w:val="nil"/>
-          <w:left w:space="0" w:sz="0" w:val="nil"/>
-          <w:bottom w:space="0" w:sz="0" w:val="nil"/>
-          <w:right w:space="0" w:sz="0" w:val="nil"/>
-          <w:between w:space="0" w:sz="0" w:val="nil"/>
+          <w:top w:val="nil"/>
+          <w:left w:val="nil"/>
+          <w:bottom w:val="nil"/>
+          <w:right w:val="nil"/>
+          <w:between w:val="nil"/>
         </w:pBdr>
-        <w:shd w:fill="auto" w:val="clear"/>
-        <w:ind w:left="600" w:hanging="360"/>
-      </w:pPr>
-      <w:r>
-        <w:rPr>
-          <w:b w:val="1"/>
-          <w:bCs w:val="1"/>
-          <w:rtl w:val="0"/>
-        </w:rPr>
-        <w:t xml:space="preserve">Biaya GCP:</w:t>
-      </w:r>
-      <w:r>
-        <w:rPr>
-          <w:rtl w:val="0"/>
-        </w:rPr>
+      </w:pPr>
+      <w:r>
+        <w:rPr>
+          <w:b/>
+          <w:bCs/>
+        </w:rPr>
+        <w:t>Biaya GCP:</w:t>
+      </w:r>
+      <w:r>
         <w:t xml:space="preserve"> Selalu pantau </w:t>
       </w:r>
       <w:r>
         <w:rPr>
-          <w:i w:val="1"/>
-          <w:iCs w:val="1"/>
-          <w:rtl w:val="0"/>
-        </w:rPr>
-        <w:t xml:space="preserve">Google Cloud Billing Console</w:t>
-      </w:r>
-      <w:r>
-        <w:rPr>
-          <w:rtl w:val="0"/>
-        </w:rPr>
-        <w:t xml:space="preserve"> untuk memastikan penggunaan VPS tetap dalam batas wajar dan tidak terpotong biaya jika masa trial sudah habis.</w:t>
+          <w:i/>
+          <w:iCs/>
+        </w:rPr>
+        <w:t xml:space="preserve">Google </w:t>
+      </w:r>
+      <w:proofErr w:type="spellStart"/>
+      <w:r>
+        <w:rPr>
+          <w:i/>
+          <w:iCs/>
+        </w:rPr>
+        <w:t>Cloud</w:t>
+      </w:r>
+      <w:proofErr w:type="spellEnd"/>
+      <w:r>
+        <w:rPr>
+          <w:i/>
+          <w:iCs/>
+        </w:rPr>
+        <w:t xml:space="preserve"> </w:t>
+      </w:r>
+      <w:proofErr w:type="spellStart"/>
+      <w:r>
+        <w:rPr>
+          <w:i/>
+          <w:iCs/>
+        </w:rPr>
+        <w:t>Billing</w:t>
+      </w:r>
+      <w:proofErr w:type="spellEnd"/>
+      <w:r>
+        <w:rPr>
+          <w:i/>
+          <w:iCs/>
+        </w:rPr>
+        <w:t xml:space="preserve"> </w:t>
+      </w:r>
+      <w:proofErr w:type="spellStart"/>
+      <w:r>
+        <w:rPr>
+          <w:i/>
+          <w:iCs/>
+        </w:rPr>
+        <w:t>Console</w:t>
+      </w:r>
+      <w:proofErr w:type="spellEnd"/>
+      <w:r>
+        <w:t xml:space="preserve"> untuk memastikan penggunaan VPS tetap dalam batas wajar dan tidak terpotong biaya jika masa </w:t>
+      </w:r>
+      <w:proofErr w:type="spellStart"/>
+      <w:r>
+        <w:t>trial</w:t>
+      </w:r>
+      <w:proofErr w:type="spellEnd"/>
+      <w:r>
+        <w:t xml:space="preserve"> sudah habis.</w:t>
       </w:r>
     </w:p>
     <w:sectPr>
-      <w:pgSz w:h="15840" w:w="12240" w:orient="portrait"/>
-      <w:pgMar w:bottom="1440" w:top="1440" w:left="1440" w:right="1440" w:header="0" w:footer="720"/>
+      <w:pgSz w:w="12240" w:h="15840"/>
+      <w:pgMar w:top="1440" w:right="1440" w:bottom="1440" w:left="1440" w:header="0" w:footer="720" w:gutter="0"/>
       <w:pgNumType w:start="1"/>
+      <w:cols w:space="720"/>
     </w:sectPr>
   </w:body>
 </w:document>
 </file>
 
 <file path=word/numbering.xml><?xml version="1.0" encoding="utf-8"?>
-<w:numbering xmlns:mc="http://schemas.openxmlformats.org/markup-compatibility/2006" xmlns:o="urn:schemas-microsoft-com:office:office" xmlns:r="http://schemas.openxmlformats.org/officeDocument/2006/relationships" xmlns:m="http://schemas.openxmlformats.org/officeDocument/2006/math" xmlns:v="urn:schemas-microsoft-com:vml" xmlns:wp="http://schemas.openxmlformats.org/drawingml/2006/wordprocessingDrawing" xmlns:w10="urn:schemas-microsoft-com:office:word" xmlns:w="http://schemas.openxmlformats.org/wordprocessingml/2006/main" xmlns:wne="http://schemas.microsoft.com/office/word/2006/wordml" xmlns:sl="http://schemas.openxmlformats.org/schemaLibrary/2006/main" xmlns:a="http://schemas.openxmlformats.org/drawingml/2006/main" xmlns:pic="http://schemas.openxmlformats.org/drawingml/2006/picture" xmlns:c="http://schemas.openxmlformats.org/drawingml/2006/chart" xmlns:lc="http://schemas.openxmlformats.org/drawingml/2006/lockedCanvas" xmlns:dgm="http://schemas.openxmlformats.org/drawingml/2006/diagram" xmlns:wps="http://schemas.microsoft.com/office/word/2010/wordprocessingShape" xmlns:wpg="http://schemas.microsoft.com/office/word/2010/wordprocessingGroup" xmlns:w14="http://schemas.microsoft.com/office/word/2010/wordml" xmlns:w15="http://schemas.microsoft.com/office/word/2012/wordml" xmlns:w16="http://schemas.microsoft.com/office/word/2018/wordml" xmlns:w16cex="http://schemas.microsoft.com/office/word/2018/wordml/cex" xmlns:w16cid="http://schemas.microsoft.com/office/word/2016/wordml/cid" xmlns="http://schemas.microsoft.com/office/tasks/2019/documenttasks" xmlns:cr="http://schemas.microsoft.com/office/comments/2020/reactions">
-  <w:abstractNum w:abstractNumId="1">
+<w:numbering xmlns:wpc="http://schemas.microsoft.com/office/word/2010/wordprocessingCanvas" xmlns:cx="http://schemas.microsoft.com/office/drawing/2014/chartex" xmlns:cx1="http://schemas.microsoft.com/office/drawing/2015/9/8/chartex" xmlns:cx2="http://schemas.microsoft.com/office/drawing/2015/10/21/chartex" xmlns:cx3="http://schemas.microsoft.com/office/drawing/2016/5/9/chartex" xmlns:cx4="http://schemas.microsoft.com/office/drawing/2016/5/10/chartex" xmlns:cx5="http://schemas.microsoft.com/office/drawing/2016/5/11/chartex" xmlns:cx6="http://schemas.microsoft.com/office/drawing/2016/5/12/chartex" xmlns:cx7="http://schemas.microsoft.com/office/drawing/2016/5/13/chartex" xmlns:cx8="http://schemas.microsoft.com/office/drawing/2016/5/14/chartex" xmlns:mc="http://schemas.openxmlformats.org/markup-compatibility/2006" xmlns:aink="http://schemas.microsoft.com/office/drawing/2016/ink" xmlns:am3d="http://schemas.microsoft.com/office/drawing/2017/model3d" xmlns:o="urn:schemas-microsoft-com:office:office" xmlns:oel="http://schemas.microsoft.com/office/2019/extlst" xmlns:r="http://schemas.openxmlformats.org/officeDocument/2006/relationships" xmlns:m="http://schemas.openxmlformats.org/officeDocument/2006/math" xmlns:v="urn:schemas-microsoft-com:vml" xmlns:wp14="http://schemas.microsoft.com/office/word/2010/wordprocessingDrawing" xmlns:wp="http://schemas.openxmlformats.org/drawingml/2006/wordprocessingDrawing" xmlns:w10="urn:schemas-microsoft-com:office:word" xmlns:w="http://schemas.openxmlformats.org/wordprocessingml/2006/main" xmlns:w14="http://schemas.microsoft.com/office/word/2010/wordml" xmlns:w15="http://schemas.microsoft.com/office/word/2012/wordml" xmlns:w16cei="http://schemas.microsoft.com/office/word/2026/wordml/cei" xmlns:w16cex="http://schemas.microsoft.com/office/word/2018/wordml/cex" xmlns:w16cid="http://schemas.microsoft.com/office/word/2016/wordml/cid" xmlns:w16="http://schemas.microsoft.com/office/word/2018/wordml" xmlns:w16du="http://schemas.microsoft.com/office/word/2023/wordml/word16du" xmlns:w16sdtdh="http://schemas.microsoft.com/office/word/2020/wordml/sdtdatahash" xmlns:w16sdtfl="http://schemas.microsoft.com/office/word/2024/wordml/sdtformatlock" xmlns:w16se="http://schemas.microsoft.com/office/word/2015/wordml/symex" xmlns:wpg="http://schemas.microsoft.com/office/word/2010/wordprocessingGroup" xmlns:wpi="http://schemas.microsoft.com/office/word/2010/wordprocessingInk" xmlns:wne="http://schemas.microsoft.com/office/word/2006/wordml" xmlns:wps="http://schemas.microsoft.com/office/word/2010/wordprocessingShape" mc:Ignorable="w14 w15 w16se w16cid w16 w16cex w16sdtdh w16sdtfl w16du wp14">
+  <w:abstractNum w:abstractNumId="0" w15:restartNumberingAfterBreak="0">
+    <w:nsid w:val="5E790115"/>
+    <w:multiLevelType w:val="multilevel"/>
+    <w:tmpl w:val="4DEA7F88"/>
     <w:lvl w:ilvl="0">
       <w:start w:val="1"/>
       <w:numFmt w:val="bullet"/>
@@ -878,7 +1805,7 @@
         <w:ind w:left="600" w:hanging="360"/>
       </w:pPr>
       <w:rPr>
-        <w:rFonts w:ascii="Arial" w:cs="Arial" w:eastAsia="Arial" w:hAnsi="Arial"/>
+        <w:rFonts w:ascii="Arial" w:eastAsia="Arial" w:hAnsi="Arial" w:cs="Arial"/>
         <w:b w:val="0"/>
         <w:bCs w:val="0"/>
         <w:i w:val="0"/>
@@ -889,7 +1816,7 @@
         <w:sz w:val="22"/>
         <w:szCs w:val="22"/>
         <w:u w:val="none"/>
-        <w:shd w:fill="auto" w:val="clear"/>
+        <w:shd w:val="clear" w:color="auto" w:fill="auto"/>
         <w:vertAlign w:val="baseline"/>
       </w:rPr>
     </w:lvl>
@@ -902,7 +1829,7 @@
         <w:ind w:left="1440" w:hanging="360"/>
       </w:pPr>
       <w:rPr>
-        <w:rFonts w:ascii="Arial" w:cs="Arial" w:eastAsia="Arial" w:hAnsi="Arial"/>
+        <w:rFonts w:ascii="Arial" w:eastAsia="Arial" w:hAnsi="Arial" w:cs="Arial"/>
         <w:b w:val="0"/>
         <w:bCs w:val="0"/>
         <w:i w:val="0"/>
@@ -913,7 +1840,7 @@
         <w:sz w:val="22"/>
         <w:szCs w:val="22"/>
         <w:u w:val="none"/>
-        <w:shd w:fill="auto" w:val="clear"/>
+        <w:shd w:val="clear" w:color="auto" w:fill="auto"/>
         <w:vertAlign w:val="baseline"/>
       </w:rPr>
     </w:lvl>
@@ -926,7 +1853,7 @@
         <w:ind w:left="2160" w:hanging="360"/>
       </w:pPr>
       <w:rPr>
-        <w:rFonts w:ascii="Arial" w:cs="Arial" w:eastAsia="Arial" w:hAnsi="Arial"/>
+        <w:rFonts w:ascii="Arial" w:eastAsia="Arial" w:hAnsi="Arial" w:cs="Arial"/>
         <w:b w:val="0"/>
         <w:bCs w:val="0"/>
         <w:i w:val="0"/>
@@ -937,7 +1864,7 @@
         <w:sz w:val="22"/>
         <w:szCs w:val="22"/>
         <w:u w:val="none"/>
-        <w:shd w:fill="auto" w:val="clear"/>
+        <w:shd w:val="clear" w:color="auto" w:fill="auto"/>
         <w:vertAlign w:val="baseline"/>
       </w:rPr>
     </w:lvl>
@@ -950,7 +1877,7 @@
         <w:ind w:left="2880" w:hanging="360"/>
       </w:pPr>
       <w:rPr>
-        <w:rFonts w:ascii="Arial" w:cs="Arial" w:eastAsia="Arial" w:hAnsi="Arial"/>
+        <w:rFonts w:ascii="Arial" w:eastAsia="Arial" w:hAnsi="Arial" w:cs="Arial"/>
         <w:b w:val="0"/>
         <w:bCs w:val="0"/>
         <w:i w:val="0"/>
@@ -961,7 +1888,7 @@
         <w:sz w:val="22"/>
         <w:szCs w:val="22"/>
         <w:u w:val="none"/>
-        <w:shd w:fill="auto" w:val="clear"/>
+        <w:shd w:val="clear" w:color="auto" w:fill="auto"/>
         <w:vertAlign w:val="baseline"/>
       </w:rPr>
     </w:lvl>
@@ -974,7 +1901,7 @@
         <w:ind w:left="3600" w:hanging="360"/>
       </w:pPr>
       <w:rPr>
-        <w:rFonts w:ascii="Arial" w:cs="Arial" w:eastAsia="Arial" w:hAnsi="Arial"/>
+        <w:rFonts w:ascii="Arial" w:eastAsia="Arial" w:hAnsi="Arial" w:cs="Arial"/>
         <w:b w:val="0"/>
         <w:bCs w:val="0"/>
         <w:i w:val="0"/>
@@ -985,7 +1912,7 @@
         <w:sz w:val="22"/>
         <w:szCs w:val="22"/>
         <w:u w:val="none"/>
-        <w:shd w:fill="auto" w:val="clear"/>
+        <w:shd w:val="clear" w:color="auto" w:fill="auto"/>
         <w:vertAlign w:val="baseline"/>
       </w:rPr>
     </w:lvl>
@@ -998,7 +1925,7 @@
         <w:ind w:left="4320" w:hanging="360"/>
       </w:pPr>
       <w:rPr>
-        <w:rFonts w:ascii="Arial" w:cs="Arial" w:eastAsia="Arial" w:hAnsi="Arial"/>
+        <w:rFonts w:ascii="Arial" w:eastAsia="Arial" w:hAnsi="Arial" w:cs="Arial"/>
         <w:b w:val="0"/>
         <w:bCs w:val="0"/>
         <w:i w:val="0"/>
@@ -1009,7 +1936,7 @@
         <w:sz w:val="22"/>
         <w:szCs w:val="22"/>
         <w:u w:val="none"/>
-        <w:shd w:fill="auto" w:val="clear"/>
+        <w:shd w:val="clear" w:color="auto" w:fill="auto"/>
         <w:vertAlign w:val="baseline"/>
       </w:rPr>
     </w:lvl>
@@ -1022,7 +1949,7 @@
         <w:ind w:left="5040" w:hanging="360"/>
       </w:pPr>
       <w:rPr>
-        <w:rFonts w:ascii="Arial" w:cs="Arial" w:eastAsia="Arial" w:hAnsi="Arial"/>
+        <w:rFonts w:ascii="Arial" w:eastAsia="Arial" w:hAnsi="Arial" w:cs="Arial"/>
         <w:b w:val="0"/>
         <w:bCs w:val="0"/>
         <w:i w:val="0"/>
@@ -1033,7 +1960,7 @@
         <w:sz w:val="22"/>
         <w:szCs w:val="22"/>
         <w:u w:val="none"/>
-        <w:shd w:fill="auto" w:val="clear"/>
+        <w:shd w:val="clear" w:color="auto" w:fill="auto"/>
         <w:vertAlign w:val="baseline"/>
       </w:rPr>
     </w:lvl>
@@ -1046,7 +1973,7 @@
         <w:ind w:left="5760" w:hanging="360"/>
       </w:pPr>
       <w:rPr>
-        <w:rFonts w:ascii="Arial" w:cs="Arial" w:eastAsia="Arial" w:hAnsi="Arial"/>
+        <w:rFonts w:ascii="Arial" w:eastAsia="Arial" w:hAnsi="Arial" w:cs="Arial"/>
         <w:b w:val="0"/>
         <w:bCs w:val="0"/>
         <w:i w:val="0"/>
@@ -1057,7 +1984,7 @@
         <w:sz w:val="22"/>
         <w:szCs w:val="22"/>
         <w:u w:val="none"/>
-        <w:shd w:fill="auto" w:val="clear"/>
+        <w:shd w:val="clear" w:color="auto" w:fill="auto"/>
         <w:vertAlign w:val="baseline"/>
       </w:rPr>
     </w:lvl>
@@ -1070,7 +1997,7 @@
         <w:ind w:left="6480" w:hanging="360"/>
       </w:pPr>
       <w:rPr>
-        <w:rFonts w:ascii="Arial" w:cs="Arial" w:eastAsia="Arial" w:hAnsi="Arial"/>
+        <w:rFonts w:ascii="Arial" w:eastAsia="Arial" w:hAnsi="Arial" w:cs="Arial"/>
         <w:b w:val="0"/>
         <w:bCs w:val="0"/>
         <w:i w:val="0"/>
@@ -1081,12 +2008,15 @@
         <w:sz w:val="22"/>
         <w:szCs w:val="22"/>
         <w:u w:val="none"/>
-        <w:shd w:fill="auto" w:val="clear"/>
+        <w:shd w:val="clear" w:color="auto" w:fill="auto"/>
         <w:vertAlign w:val="baseline"/>
       </w:rPr>
     </w:lvl>
   </w:abstractNum>
-  <w:abstractNum w:abstractNumId="2">
+  <w:abstractNum w:abstractNumId="1" w15:restartNumberingAfterBreak="0">
+    <w:nsid w:val="723D4CA9"/>
+    <w:multiLevelType w:val="multilevel"/>
+    <w:tmpl w:val="5E265F0A"/>
     <w:lvl w:ilvl="0">
       <w:start w:val="1"/>
       <w:numFmt w:val="bullet"/>
@@ -1096,7 +2026,7 @@
         <w:ind w:left="600" w:hanging="360"/>
       </w:pPr>
       <w:rPr>
-        <w:rFonts w:ascii="Arial" w:cs="Arial" w:eastAsia="Arial" w:hAnsi="Arial"/>
+        <w:rFonts w:ascii="Arial" w:eastAsia="Arial" w:hAnsi="Arial" w:cs="Arial"/>
         <w:b w:val="0"/>
         <w:bCs w:val="0"/>
         <w:i w:val="0"/>
@@ -1107,7 +2037,7 @@
         <w:sz w:val="22"/>
         <w:szCs w:val="22"/>
         <w:u w:val="none"/>
-        <w:shd w:fill="auto" w:val="clear"/>
+        <w:shd w:val="clear" w:color="auto" w:fill="auto"/>
         <w:vertAlign w:val="baseline"/>
       </w:rPr>
     </w:lvl>
@@ -1120,7 +2050,7 @@
         <w:ind w:left="1440" w:hanging="360"/>
       </w:pPr>
       <w:rPr>
-        <w:rFonts w:ascii="Arial" w:cs="Arial" w:eastAsia="Arial" w:hAnsi="Arial"/>
+        <w:rFonts w:ascii="Arial" w:eastAsia="Arial" w:hAnsi="Arial" w:cs="Arial"/>
         <w:b w:val="0"/>
         <w:bCs w:val="0"/>
         <w:i w:val="0"/>
@@ -1131,7 +2061,7 @@
         <w:sz w:val="22"/>
         <w:szCs w:val="22"/>
         <w:u w:val="none"/>
-        <w:shd w:fill="auto" w:val="clear"/>
+        <w:shd w:val="clear" w:color="auto" w:fill="auto"/>
         <w:vertAlign w:val="baseline"/>
       </w:rPr>
     </w:lvl>
@@ -1144,7 +2074,7 @@
         <w:ind w:left="2160" w:hanging="360"/>
       </w:pPr>
       <w:rPr>
-        <w:rFonts w:ascii="Arial" w:cs="Arial" w:eastAsia="Arial" w:hAnsi="Arial"/>
+        <w:rFonts w:ascii="Arial" w:eastAsia="Arial" w:hAnsi="Arial" w:cs="Arial"/>
         <w:b w:val="0"/>
         <w:bCs w:val="0"/>
         <w:i w:val="0"/>
@@ -1155,7 +2085,7 @@
         <w:sz w:val="22"/>
         <w:szCs w:val="22"/>
         <w:u w:val="none"/>
-        <w:shd w:fill="auto" w:val="clear"/>
+        <w:shd w:val="clear" w:color="auto" w:fill="auto"/>
         <w:vertAlign w:val="baseline"/>
       </w:rPr>
     </w:lvl>
@@ -1168,7 +2098,7 @@
         <w:ind w:left="2880" w:hanging="360"/>
       </w:pPr>
       <w:rPr>
-        <w:rFonts w:ascii="Arial" w:cs="Arial" w:eastAsia="Arial" w:hAnsi="Arial"/>
+        <w:rFonts w:ascii="Arial" w:eastAsia="Arial" w:hAnsi="Arial" w:cs="Arial"/>
         <w:b w:val="0"/>
         <w:bCs w:val="0"/>
         <w:i w:val="0"/>
@@ -1179,7 +2109,7 @@
         <w:sz w:val="22"/>
         <w:szCs w:val="22"/>
         <w:u w:val="none"/>
-        <w:shd w:fill="auto" w:val="clear"/>
+        <w:shd w:val="clear" w:color="auto" w:fill="auto"/>
         <w:vertAlign w:val="baseline"/>
       </w:rPr>
     </w:lvl>
@@ -1192,7 +2122,7 @@
         <w:ind w:left="3600" w:hanging="360"/>
       </w:pPr>
       <w:rPr>
-        <w:rFonts w:ascii="Arial" w:cs="Arial" w:eastAsia="Arial" w:hAnsi="Arial"/>
+        <w:rFonts w:ascii="Arial" w:eastAsia="Arial" w:hAnsi="Arial" w:cs="Arial"/>
         <w:b w:val="0"/>
         <w:bCs w:val="0"/>
         <w:i w:val="0"/>
@@ -1203,7 +2133,7 @@
         <w:sz w:val="22"/>
         <w:szCs w:val="22"/>
         <w:u w:val="none"/>
-        <w:shd w:fill="auto" w:val="clear"/>
+        <w:shd w:val="clear" w:color="auto" w:fill="auto"/>
         <w:vertAlign w:val="baseline"/>
       </w:rPr>
     </w:lvl>
@@ -1216,7 +2146,7 @@
         <w:ind w:left="4320" w:hanging="360"/>
       </w:pPr>
       <w:rPr>
-        <w:rFonts w:ascii="Arial" w:cs="Arial" w:eastAsia="Arial" w:hAnsi="Arial"/>
+        <w:rFonts w:ascii="Arial" w:eastAsia="Arial" w:hAnsi="Arial" w:cs="Arial"/>
         <w:b w:val="0"/>
         <w:bCs w:val="0"/>
         <w:i w:val="0"/>
@@ -1227,7 +2157,7 @@
         <w:sz w:val="22"/>
         <w:szCs w:val="22"/>
         <w:u w:val="none"/>
-        <w:shd w:fill="auto" w:val="clear"/>
+        <w:shd w:val="clear" w:color="auto" w:fill="auto"/>
         <w:vertAlign w:val="baseline"/>
       </w:rPr>
     </w:lvl>
@@ -1240,7 +2170,7 @@
         <w:ind w:left="5040" w:hanging="360"/>
       </w:pPr>
       <w:rPr>
-        <w:rFonts w:ascii="Arial" w:cs="Arial" w:eastAsia="Arial" w:hAnsi="Arial"/>
+        <w:rFonts w:ascii="Arial" w:eastAsia="Arial" w:hAnsi="Arial" w:cs="Arial"/>
         <w:b w:val="0"/>
         <w:bCs w:val="0"/>
         <w:i w:val="0"/>
@@ -1251,7 +2181,7 @@
         <w:sz w:val="22"/>
         <w:szCs w:val="22"/>
         <w:u w:val="none"/>
-        <w:shd w:fill="auto" w:val="clear"/>
+        <w:shd w:val="clear" w:color="auto" w:fill="auto"/>
         <w:vertAlign w:val="baseline"/>
       </w:rPr>
     </w:lvl>
@@ -1264,7 +2194,7 @@
         <w:ind w:left="5760" w:hanging="360"/>
       </w:pPr>
       <w:rPr>
-        <w:rFonts w:ascii="Arial" w:cs="Arial" w:eastAsia="Arial" w:hAnsi="Arial"/>
+        <w:rFonts w:ascii="Arial" w:eastAsia="Arial" w:hAnsi="Arial" w:cs="Arial"/>
         <w:b w:val="0"/>
         <w:bCs w:val="0"/>
         <w:i w:val="0"/>
@@ -1275,7 +2205,7 @@
         <w:sz w:val="22"/>
         <w:szCs w:val="22"/>
         <w:u w:val="none"/>
-        <w:shd w:fill="auto" w:val="clear"/>
+        <w:shd w:val="clear" w:color="auto" w:fill="auto"/>
         <w:vertAlign w:val="baseline"/>
       </w:rPr>
     </w:lvl>
@@ -1288,7 +2218,7 @@
         <w:ind w:left="6480" w:hanging="360"/>
       </w:pPr>
       <w:rPr>
-        <w:rFonts w:ascii="Arial" w:cs="Arial" w:eastAsia="Arial" w:hAnsi="Arial"/>
+        <w:rFonts w:ascii="Arial" w:eastAsia="Arial" w:hAnsi="Arial" w:cs="Arial"/>
         <w:b w:val="0"/>
         <w:bCs w:val="0"/>
         <w:i w:val="0"/>
@@ -1299,28 +2229,29 @@
         <w:sz w:val="22"/>
         <w:szCs w:val="22"/>
         <w:u w:val="none"/>
-        <w:shd w:fill="auto" w:val="clear"/>
+        <w:shd w:val="clear" w:color="auto" w:fill="auto"/>
         <w:vertAlign w:val="baseline"/>
       </w:rPr>
     </w:lvl>
   </w:abstractNum>
-  <w:num w:numId="1">
+  <w:num w:numId="1" w16cid:durableId="999848986">
+    <w:abstractNumId w:val="0"/>
+  </w:num>
+  <w:num w:numId="2" w16cid:durableId="1950043360">
     <w:abstractNumId w:val="1"/>
-  </w:num>
-  <w:num w:numId="2">
-    <w:abstractNumId w:val="2"/>
   </w:num>
 </w:numbering>
 </file>
 
 <file path=word/styles.xml><?xml version="1.0" encoding="utf-8"?>
-<w:styles xmlns:mc="http://schemas.openxmlformats.org/markup-compatibility/2006" xmlns:o="urn:schemas-microsoft-com:office:office" xmlns:r="http://schemas.openxmlformats.org/officeDocument/2006/relationships" xmlns:m="http://schemas.openxmlformats.org/officeDocument/2006/math" xmlns:v="urn:schemas-microsoft-com:vml" xmlns:wp="http://schemas.openxmlformats.org/drawingml/2006/wordprocessingDrawing" xmlns:w10="urn:schemas-microsoft-com:office:word" xmlns:w="http://schemas.openxmlformats.org/wordprocessingml/2006/main" xmlns:wne="http://schemas.microsoft.com/office/word/2006/wordml" xmlns:sl="http://schemas.openxmlformats.org/schemaLibrary/2006/main" xmlns:a="http://schemas.openxmlformats.org/drawingml/2006/main" xmlns:pic="http://schemas.openxmlformats.org/drawingml/2006/picture" xmlns:c="http://schemas.openxmlformats.org/drawingml/2006/chart" xmlns:lc="http://schemas.openxmlformats.org/drawingml/2006/lockedCanvas" xmlns:dgm="http://schemas.openxmlformats.org/drawingml/2006/diagram" xmlns:wps="http://schemas.microsoft.com/office/word/2010/wordprocessingShape" xmlns:wpg="http://schemas.microsoft.com/office/word/2010/wordprocessingGroup" xmlns:w14="http://schemas.microsoft.com/office/word/2010/wordml" xmlns:w15="http://schemas.microsoft.com/office/word/2012/wordml" xmlns:w16="http://schemas.microsoft.com/office/word/2018/wordml" xmlns:w16cex="http://schemas.microsoft.com/office/word/2018/wordml/cex" xmlns:w16cid="http://schemas.microsoft.com/office/word/2016/wordml/cid" xmlns="http://schemas.microsoft.com/office/tasks/2019/documenttasks" xmlns:cr="http://schemas.microsoft.com/office/comments/2020/reactions">
+<w:styles xmlns:mc="http://schemas.openxmlformats.org/markup-compatibility/2006" xmlns:r="http://schemas.openxmlformats.org/officeDocument/2006/relationships" xmlns:w="http://schemas.openxmlformats.org/wordprocessingml/2006/main" xmlns:w14="http://schemas.microsoft.com/office/word/2010/wordml" xmlns:w15="http://schemas.microsoft.com/office/word/2012/wordml" xmlns:w16cex="http://schemas.microsoft.com/office/word/2018/wordml/cex" xmlns:w16cid="http://schemas.microsoft.com/office/word/2016/wordml/cid" xmlns:w16="http://schemas.microsoft.com/office/word/2018/wordml" xmlns:w16du="http://schemas.microsoft.com/office/word/2023/wordml/word16du" xmlns:w16sdtdh="http://schemas.microsoft.com/office/word/2020/wordml/sdtdatahash" xmlns:w16sdtfl="http://schemas.microsoft.com/office/word/2024/wordml/sdtformatlock" xmlns:w16se="http://schemas.microsoft.com/office/word/2015/wordml/symex" mc:Ignorable="w14 w15 w16se w16cid w16 w16cex w16sdtdh w16sdtfl w16du">
   <w:docDefaults>
     <w:rPrDefault>
       <w:rPr>
-        <w:rFonts w:ascii="Arial" w:cs="Arial" w:eastAsia="Arial" w:hAnsi="Arial"/>
+        <w:rFonts w:ascii="Arial" w:eastAsia="Arial" w:hAnsi="Arial" w:cs="Arial"/>
         <w:sz w:val="22"/>
         <w:szCs w:val="22"/>
+        <w:lang w:val="id-ID" w:eastAsia="zh-CN" w:bidi="ar-SA"/>
       </w:rPr>
     </w:rPrDefault>
     <w:pPrDefault>
@@ -1329,201 +2260,617 @@
       </w:pPr>
     </w:pPrDefault>
   </w:docDefaults>
-  <w:style w:type="table" w:styleId="TableNormal" w:default="1">
-    <w:name w:val="TableNormal"/>
-    <w:tblPr>
-      <w:tblCellMar>
-        <w:top w:w="100.0" w:type="dxa"/>
-        <w:left w:w="100.0" w:type="dxa"/>
-        <w:bottom w:w="100.0" w:type="dxa"/>
-        <w:right w:w="100.0" w:type="dxa"/>
-      </w:tblCellMar>
-    </w:tblPr>
+  <w:latentStyles w:defLockedState="0" w:defUIPriority="99" w:defSemiHidden="0" w:defUnhideWhenUsed="0" w:defQFormat="0" w:count="376">
+    <w:lsdException w:name="Normal" w:uiPriority="0" w:qFormat="1"/>
+    <w:lsdException w:name="heading 1" w:uiPriority="9" w:qFormat="1"/>
+    <w:lsdException w:name="heading 2" w:semiHidden="1" w:uiPriority="9" w:unhideWhenUsed="1" w:qFormat="1"/>
+    <w:lsdException w:name="heading 3" w:semiHidden="1" w:uiPriority="9" w:unhideWhenUsed="1" w:qFormat="1"/>
+    <w:lsdException w:name="heading 4" w:semiHidden="1" w:uiPriority="9" w:unhideWhenUsed="1" w:qFormat="1"/>
+    <w:lsdException w:name="heading 5" w:semiHidden="1" w:uiPriority="9" w:unhideWhenUsed="1" w:qFormat="1"/>
+    <w:lsdException w:name="heading 6" w:semiHidden="1" w:uiPriority="9" w:unhideWhenUsed="1" w:qFormat="1"/>
+    <w:lsdException w:name="heading 7" w:semiHidden="1" w:uiPriority="9" w:unhideWhenUsed="1" w:qFormat="1"/>
+    <w:lsdException w:name="heading 8" w:semiHidden="1" w:uiPriority="9" w:unhideWhenUsed="1" w:qFormat="1"/>
+    <w:lsdException w:name="heading 9" w:semiHidden="1" w:uiPriority="9" w:unhideWhenUsed="1" w:qFormat="1"/>
+    <w:lsdException w:name="index 1" w:semiHidden="1" w:unhideWhenUsed="1"/>
+    <w:lsdException w:name="index 2" w:semiHidden="1" w:unhideWhenUsed="1"/>
+    <w:lsdException w:name="index 3" w:semiHidden="1" w:unhideWhenUsed="1"/>
+    <w:lsdException w:name="index 4" w:semiHidden="1" w:unhideWhenUsed="1"/>
+    <w:lsdException w:name="index 5" w:semiHidden="1" w:unhideWhenUsed="1"/>
+    <w:lsdException w:name="index 6" w:semiHidden="1" w:unhideWhenUsed="1"/>
+    <w:lsdException w:name="index 7" w:semiHidden="1" w:unhideWhenUsed="1"/>
+    <w:lsdException w:name="index 8" w:semiHidden="1" w:unhideWhenUsed="1"/>
+    <w:lsdException w:name="index 9" w:semiHidden="1" w:unhideWhenUsed="1"/>
+    <w:lsdException w:name="toc 1" w:semiHidden="1" w:uiPriority="39" w:unhideWhenUsed="1"/>
+    <w:lsdException w:name="toc 2" w:semiHidden="1" w:uiPriority="39" w:unhideWhenUsed="1"/>
+    <w:lsdException w:name="toc 3" w:semiHidden="1" w:uiPriority="39" w:unhideWhenUsed="1"/>
+    <w:lsdException w:name="toc 4" w:semiHidden="1" w:uiPriority="39" w:unhideWhenUsed="1"/>
+    <w:lsdException w:name="toc 5" w:semiHidden="1" w:uiPriority="39" w:unhideWhenUsed="1"/>
+    <w:lsdException w:name="toc 6" w:semiHidden="1" w:uiPriority="39" w:unhideWhenUsed="1"/>
+    <w:lsdException w:name="toc 7" w:semiHidden="1" w:uiPriority="39" w:unhideWhenUsed="1"/>
+    <w:lsdException w:name="toc 8" w:semiHidden="1" w:uiPriority="39" w:unhideWhenUsed="1"/>
+    <w:lsdException w:name="toc 9" w:semiHidden="1" w:uiPriority="39" w:unhideWhenUsed="1"/>
+    <w:lsdException w:name="Normal Indent" w:semiHidden="1" w:unhideWhenUsed="1"/>
+    <w:lsdException w:name="footnote text" w:semiHidden="1" w:unhideWhenUsed="1"/>
+    <w:lsdException w:name="annotation text" w:semiHidden="1" w:unhideWhenUsed="1"/>
+    <w:lsdException w:name="header" w:semiHidden="1" w:unhideWhenUsed="1"/>
+    <w:lsdException w:name="footer" w:semiHidden="1" w:unhideWhenUsed="1"/>
+    <w:lsdException w:name="index heading" w:semiHidden="1" w:unhideWhenUsed="1"/>
+    <w:lsdException w:name="caption" w:semiHidden="1" w:uiPriority="35" w:unhideWhenUsed="1" w:qFormat="1"/>
+    <w:lsdException w:name="table of figures" w:semiHidden="1" w:unhideWhenUsed="1"/>
+    <w:lsdException w:name="envelope address" w:semiHidden="1" w:unhideWhenUsed="1"/>
+    <w:lsdException w:name="envelope return" w:semiHidden="1" w:unhideWhenUsed="1"/>
+    <w:lsdException w:name="footnote reference" w:semiHidden="1" w:unhideWhenUsed="1"/>
+    <w:lsdException w:name="annotation reference" w:semiHidden="1" w:unhideWhenUsed="1"/>
+    <w:lsdException w:name="line number" w:semiHidden="1" w:unhideWhenUsed="1"/>
+    <w:lsdException w:name="page number" w:semiHidden="1" w:unhideWhenUsed="1"/>
+    <w:lsdException w:name="endnote reference" w:semiHidden="1" w:unhideWhenUsed="1"/>
+    <w:lsdException w:name="endnote text" w:semiHidden="1" w:unhideWhenUsed="1"/>
+    <w:lsdException w:name="table of authorities" w:semiHidden="1" w:unhideWhenUsed="1"/>
+    <w:lsdException w:name="macro" w:semiHidden="1" w:unhideWhenUsed="1"/>
+    <w:lsdException w:name="toa heading" w:semiHidden="1" w:unhideWhenUsed="1"/>
+    <w:lsdException w:name="List" w:semiHidden="1" w:unhideWhenUsed="1"/>
+    <w:lsdException w:name="List Bullet" w:semiHidden="1" w:unhideWhenUsed="1"/>
+    <w:lsdException w:name="List Number" w:semiHidden="1" w:unhideWhenUsed="1"/>
+    <w:lsdException w:name="List 2" w:semiHidden="1" w:unhideWhenUsed="1"/>
+    <w:lsdException w:name="List 3" w:semiHidden="1" w:unhideWhenUsed="1"/>
+    <w:lsdException w:name="List 4" w:semiHidden="1" w:unhideWhenUsed="1"/>
+    <w:lsdException w:name="List 5" w:semiHidden="1" w:unhideWhenUsed="1"/>
+    <w:lsdException w:name="List Bullet 2" w:semiHidden="1" w:unhideWhenUsed="1"/>
+    <w:lsdException w:name="List Bullet 3" w:semiHidden="1" w:unhideWhenUsed="1"/>
+    <w:lsdException w:name="List Bullet 4" w:semiHidden="1" w:unhideWhenUsed="1"/>
+    <w:lsdException w:name="List Bullet 5" w:semiHidden="1" w:unhideWhenUsed="1"/>
+    <w:lsdException w:name="List Number 2" w:semiHidden="1" w:unhideWhenUsed="1"/>
+    <w:lsdException w:name="List Number 3" w:semiHidden="1" w:unhideWhenUsed="1"/>
+    <w:lsdException w:name="List Number 4" w:semiHidden="1" w:unhideWhenUsed="1"/>
+    <w:lsdException w:name="List Number 5" w:semiHidden="1" w:unhideWhenUsed="1"/>
+    <w:lsdException w:name="Title" w:uiPriority="10" w:qFormat="1"/>
+    <w:lsdException w:name="Closing" w:semiHidden="1" w:unhideWhenUsed="1"/>
+    <w:lsdException w:name="Signature" w:semiHidden="1" w:unhideWhenUsed="1"/>
+    <w:lsdException w:name="Default Paragraph Font" w:semiHidden="1" w:uiPriority="1" w:unhideWhenUsed="1"/>
+    <w:lsdException w:name="Body Text" w:semiHidden="1" w:unhideWhenUsed="1"/>
+    <w:lsdException w:name="Body Text Indent" w:semiHidden="1" w:unhideWhenUsed="1"/>
+    <w:lsdException w:name="List Continue" w:semiHidden="1" w:unhideWhenUsed="1"/>
+    <w:lsdException w:name="List Continue 2" w:semiHidden="1" w:unhideWhenUsed="1"/>
+    <w:lsdException w:name="List Continue 3" w:semiHidden="1" w:unhideWhenUsed="1"/>
+    <w:lsdException w:name="List Continue 4" w:semiHidden="1" w:unhideWhenUsed="1"/>
+    <w:lsdException w:name="List Continue 5" w:semiHidden="1" w:unhideWhenUsed="1"/>
+    <w:lsdException w:name="Message Header" w:semiHidden="1" w:unhideWhenUsed="1"/>
+    <w:lsdException w:name="Subtitle" w:uiPriority="11" w:qFormat="1"/>
+    <w:lsdException w:name="Salutation" w:semiHidden="1" w:unhideWhenUsed="1"/>
+    <w:lsdException w:name="Date" w:semiHidden="1" w:unhideWhenUsed="1"/>
+    <w:lsdException w:name="Body Text First Indent" w:semiHidden="1" w:unhideWhenUsed="1"/>
+    <w:lsdException w:name="Body Text First Indent 2" w:semiHidden="1" w:unhideWhenUsed="1"/>
+    <w:lsdException w:name="Note Heading" w:semiHidden="1" w:unhideWhenUsed="1"/>
+    <w:lsdException w:name="Body Text 2" w:semiHidden="1" w:unhideWhenUsed="1"/>
+    <w:lsdException w:name="Body Text 3" w:semiHidden="1" w:unhideWhenUsed="1"/>
+    <w:lsdException w:name="Body Text Indent 2" w:semiHidden="1" w:unhideWhenUsed="1"/>
+    <w:lsdException w:name="Body Text Indent 3" w:semiHidden="1" w:unhideWhenUsed="1"/>
+    <w:lsdException w:name="Block Text" w:semiHidden="1" w:unhideWhenUsed="1"/>
+    <w:lsdException w:name="Hyperlink" w:semiHidden="1" w:unhideWhenUsed="1"/>
+    <w:lsdException w:name="FollowedHyperlink" w:semiHidden="1" w:unhideWhenUsed="1"/>
+    <w:lsdException w:name="Strong" w:uiPriority="22" w:qFormat="1"/>
+    <w:lsdException w:name="Emphasis" w:uiPriority="20" w:qFormat="1"/>
+    <w:lsdException w:name="Document Map" w:semiHidden="1" w:unhideWhenUsed="1"/>
+    <w:lsdException w:name="Plain Text" w:semiHidden="1" w:unhideWhenUsed="1"/>
+    <w:lsdException w:name="E-mail Signature" w:semiHidden="1" w:unhideWhenUsed="1"/>
+    <w:lsdException w:name="HTML Top of Form" w:semiHidden="1" w:unhideWhenUsed="1"/>
+    <w:lsdException w:name="HTML Bottom of Form" w:semiHidden="1" w:unhideWhenUsed="1"/>
+    <w:lsdException w:name="Normal (Web)" w:semiHidden="1" w:unhideWhenUsed="1"/>
+    <w:lsdException w:name="HTML Acronym" w:semiHidden="1" w:unhideWhenUsed="1"/>
+    <w:lsdException w:name="HTML Address" w:semiHidden="1" w:unhideWhenUsed="1"/>
+    <w:lsdException w:name="HTML Cite" w:semiHidden="1" w:unhideWhenUsed="1"/>
+    <w:lsdException w:name="HTML Code" w:semiHidden="1" w:unhideWhenUsed="1"/>
+    <w:lsdException w:name="HTML Definition" w:semiHidden="1" w:unhideWhenUsed="1"/>
+    <w:lsdException w:name="HTML Keyboard" w:semiHidden="1" w:unhideWhenUsed="1"/>
+    <w:lsdException w:name="HTML Preformatted" w:semiHidden="1" w:unhideWhenUsed="1"/>
+    <w:lsdException w:name="HTML Sample" w:semiHidden="1" w:unhideWhenUsed="1"/>
+    <w:lsdException w:name="HTML Typewriter" w:semiHidden="1" w:unhideWhenUsed="1"/>
+    <w:lsdException w:name="HTML Variable" w:semiHidden="1" w:unhideWhenUsed="1"/>
+    <w:lsdException w:name="Normal Table" w:semiHidden="1" w:unhideWhenUsed="1"/>
+    <w:lsdException w:name="annotation subject" w:semiHidden="1" w:unhideWhenUsed="1"/>
+    <w:lsdException w:name="No List" w:semiHidden="1" w:unhideWhenUsed="1"/>
+    <w:lsdException w:name="Outline List 1" w:semiHidden="1" w:unhideWhenUsed="1"/>
+    <w:lsdException w:name="Outline List 2" w:semiHidden="1" w:unhideWhenUsed="1"/>
+    <w:lsdException w:name="Outline List 3" w:semiHidden="1" w:unhideWhenUsed="1"/>
+    <w:lsdException w:name="Table Simple 1" w:semiHidden="1" w:unhideWhenUsed="1"/>
+    <w:lsdException w:name="Table Simple 2" w:semiHidden="1" w:unhideWhenUsed="1"/>
+    <w:lsdException w:name="Table Simple 3" w:semiHidden="1" w:unhideWhenUsed="1"/>
+    <w:lsdException w:name="Table Classic 1" w:semiHidden="1" w:unhideWhenUsed="1"/>
+    <w:lsdException w:name="Table Classic 2" w:semiHidden="1" w:unhideWhenUsed="1"/>
+    <w:lsdException w:name="Table Classic 3" w:semiHidden="1" w:unhideWhenUsed="1"/>
+    <w:lsdException w:name="Table Classic 4" w:semiHidden="1" w:unhideWhenUsed="1"/>
+    <w:lsdException w:name="Table Colorful 1" w:semiHidden="1" w:unhideWhenUsed="1"/>
+    <w:lsdException w:name="Table Colorful 2" w:semiHidden="1" w:unhideWhenUsed="1"/>
+    <w:lsdException w:name="Table Colorful 3" w:semiHidden="1" w:unhideWhenUsed="1"/>
+    <w:lsdException w:name="Table Columns 1" w:semiHidden="1" w:unhideWhenUsed="1"/>
+    <w:lsdException w:name="Table Columns 2" w:semiHidden="1" w:unhideWhenUsed="1"/>
+    <w:lsdException w:name="Table Columns 3" w:semiHidden="1" w:unhideWhenUsed="1"/>
+    <w:lsdException w:name="Table Columns 4" w:semiHidden="1" w:unhideWhenUsed="1"/>
+    <w:lsdException w:name="Table Columns 5" w:semiHidden="1" w:unhideWhenUsed="1"/>
+    <w:lsdException w:name="Table Grid 1" w:semiHidden="1" w:unhideWhenUsed="1"/>
+    <w:lsdException w:name="Table Grid 2" w:semiHidden="1" w:unhideWhenUsed="1"/>
+    <w:lsdException w:name="Table Grid 3" w:semiHidden="1" w:unhideWhenUsed="1"/>
+    <w:lsdException w:name="Table Grid 4" w:semiHidden="1" w:unhideWhenUsed="1"/>
+    <w:lsdException w:name="Table Grid 5" w:semiHidden="1" w:unhideWhenUsed="1"/>
+    <w:lsdException w:name="Table Grid 6" w:semiHidden="1" w:unhideWhenUsed="1"/>
+    <w:lsdException w:name="Table Grid 7" w:semiHidden="1" w:unhideWhenUsed="1"/>
+    <w:lsdException w:name="Table Grid 8" w:semiHidden="1" w:unhideWhenUsed="1"/>
+    <w:lsdException w:name="Table List 1" w:semiHidden="1" w:unhideWhenUsed="1"/>
+    <w:lsdException w:name="Table List 2" w:semiHidden="1" w:unhideWhenUsed="1"/>
+    <w:lsdException w:name="Table List 3" w:semiHidden="1" w:unhideWhenUsed="1"/>
+    <w:lsdException w:name="Table List 4" w:semiHidden="1" w:unhideWhenUsed="1"/>
+    <w:lsdException w:name="Table List 5" w:semiHidden="1" w:unhideWhenUsed="1"/>
+    <w:lsdException w:name="Table List 6" w:semiHidden="1" w:unhideWhenUsed="1"/>
+    <w:lsdException w:name="Table List 7" w:semiHidden="1" w:unhideWhenUsed="1"/>
+    <w:lsdException w:name="Table List 8" w:semiHidden="1" w:unhideWhenUsed="1"/>
+    <w:lsdException w:name="Table 3D effects 1" w:semiHidden="1" w:unhideWhenUsed="1"/>
+    <w:lsdException w:name="Table 3D effects 2" w:semiHidden="1" w:unhideWhenUsed="1"/>
+    <w:lsdException w:name="Table 3D effects 3" w:semiHidden="1" w:unhideWhenUsed="1"/>
+    <w:lsdException w:name="Table Contemporary" w:semiHidden="1" w:unhideWhenUsed="1"/>
+    <w:lsdException w:name="Table Elegant" w:semiHidden="1" w:unhideWhenUsed="1"/>
+    <w:lsdException w:name="Table Professional" w:semiHidden="1" w:unhideWhenUsed="1"/>
+    <w:lsdException w:name="Table Subtle 1" w:semiHidden="1" w:unhideWhenUsed="1"/>
+    <w:lsdException w:name="Table Subtle 2" w:semiHidden="1" w:unhideWhenUsed="1"/>
+    <w:lsdException w:name="Table Web 1" w:semiHidden="1" w:unhideWhenUsed="1"/>
+    <w:lsdException w:name="Table Web 2" w:semiHidden="1" w:unhideWhenUsed="1"/>
+    <w:lsdException w:name="Table Web 3" w:semiHidden="1" w:unhideWhenUsed="1"/>
+    <w:lsdException w:name="Balloon Text" w:semiHidden="1" w:unhideWhenUsed="1"/>
+    <w:lsdException w:name="Table Grid" w:uiPriority="39"/>
+    <w:lsdException w:name="Table Theme" w:semiHidden="1" w:unhideWhenUsed="1"/>
+    <w:lsdException w:name="Placeholder Text" w:semiHidden="1"/>
+    <w:lsdException w:name="No Spacing" w:uiPriority="1" w:qFormat="1"/>
+    <w:lsdException w:name="Light Shading" w:uiPriority="60"/>
+    <w:lsdException w:name="Light List" w:uiPriority="61"/>
+    <w:lsdException w:name="Light Grid" w:uiPriority="62"/>
+    <w:lsdException w:name="Medium Shading 1" w:uiPriority="63"/>
+    <w:lsdException w:name="Medium Shading 2" w:uiPriority="64"/>
+    <w:lsdException w:name="Medium List 1" w:uiPriority="65"/>
+    <w:lsdException w:name="Medium List 2" w:uiPriority="66"/>
+    <w:lsdException w:name="Medium Grid 1" w:uiPriority="67"/>
+    <w:lsdException w:name="Medium Grid 2" w:uiPriority="68"/>
+    <w:lsdException w:name="Medium Grid 3" w:uiPriority="69"/>
+    <w:lsdException w:name="Dark List" w:uiPriority="70"/>
+    <w:lsdException w:name="Colorful Shading" w:uiPriority="71"/>
+    <w:lsdException w:name="Colorful List" w:uiPriority="72"/>
+    <w:lsdException w:name="Colorful Grid" w:uiPriority="73"/>
+    <w:lsdException w:name="Light Shading Accent 1" w:uiPriority="60"/>
+    <w:lsdException w:name="Light List Accent 1" w:uiPriority="61"/>
+    <w:lsdException w:name="Light Grid Accent 1" w:uiPriority="62"/>
+    <w:lsdException w:name="Medium Shading 1 Accent 1" w:uiPriority="63"/>
+    <w:lsdException w:name="Medium Shading 2 Accent 1" w:uiPriority="64"/>
+    <w:lsdException w:name="Medium List 1 Accent 1" w:uiPriority="65"/>
+    <w:lsdException w:name="Revision" w:semiHidden="1"/>
+    <w:lsdException w:name="List Paragraph" w:uiPriority="34" w:qFormat="1"/>
+    <w:lsdException w:name="Quote" w:uiPriority="29" w:qFormat="1"/>
+    <w:lsdException w:name="Intense Quote" w:uiPriority="30" w:qFormat="1"/>
+    <w:lsdException w:name="Medium List 2 Accent 1" w:uiPriority="66"/>
+    <w:lsdException w:name="Medium Grid 1 Accent 1" w:uiPriority="67"/>
+    <w:lsdException w:name="Medium Grid 2 Accent 1" w:uiPriority="68"/>
+    <w:lsdException w:name="Medium Grid 3 Accent 1" w:uiPriority="69"/>
+    <w:lsdException w:name="Dark List Accent 1" w:uiPriority="70"/>
+    <w:lsdException w:name="Colorful Shading Accent 1" w:uiPriority="71"/>
+    <w:lsdException w:name="Colorful List Accent 1" w:uiPriority="72"/>
+    <w:lsdException w:name="Colorful Grid Accent 1" w:uiPriority="73"/>
+    <w:lsdException w:name="Light Shading Accent 2" w:uiPriority="60"/>
+    <w:lsdException w:name="Light List Accent 2" w:uiPriority="61"/>
+    <w:lsdException w:name="Light Grid Accent 2" w:uiPriority="62"/>
+    <w:lsdException w:name="Medium Shading 1 Accent 2" w:uiPriority="63"/>
+    <w:lsdException w:name="Medium Shading 2 Accent 2" w:uiPriority="64"/>
+    <w:lsdException w:name="Medium List 1 Accent 2" w:uiPriority="65"/>
+    <w:lsdException w:name="Medium List 2 Accent 2" w:uiPriority="66"/>
+    <w:lsdException w:name="Medium Grid 1 Accent 2" w:uiPriority="67"/>
+    <w:lsdException w:name="Medium Grid 2 Accent 2" w:uiPriority="68"/>
+    <w:lsdException w:name="Medium Grid 3 Accent 2" w:uiPriority="69"/>
+    <w:lsdException w:name="Dark List Accent 2" w:uiPriority="70"/>
+    <w:lsdException w:name="Colorful Shading Accent 2" w:uiPriority="71"/>
+    <w:lsdException w:name="Colorful List Accent 2" w:uiPriority="72"/>
+    <w:lsdException w:name="Colorful Grid Accent 2" w:uiPriority="73"/>
+    <w:lsdException w:name="Light Shading Accent 3" w:uiPriority="60"/>
+    <w:lsdException w:name="Light List Accent 3" w:uiPriority="61"/>
+    <w:lsdException w:name="Light Grid Accent 3" w:uiPriority="62"/>
+    <w:lsdException w:name="Medium Shading 1 Accent 3" w:uiPriority="63"/>
+    <w:lsdException w:name="Medium Shading 2 Accent 3" w:uiPriority="64"/>
+    <w:lsdException w:name="Medium List 1 Accent 3" w:uiPriority="65"/>
+    <w:lsdException w:name="Medium List 2 Accent 3" w:uiPriority="66"/>
+    <w:lsdException w:name="Medium Grid 1 Accent 3" w:uiPriority="67"/>
+    <w:lsdException w:name="Medium Grid 2 Accent 3" w:uiPriority="68"/>
+    <w:lsdException w:name="Medium Grid 3 Accent 3" w:uiPriority="69"/>
+    <w:lsdException w:name="Dark List Accent 3" w:uiPriority="70"/>
+    <w:lsdException w:name="Colorful Shading Accent 3" w:uiPriority="71"/>
+    <w:lsdException w:name="Colorful List Accent 3" w:uiPriority="72"/>
+    <w:lsdException w:name="Colorful Grid Accent 3" w:uiPriority="73"/>
+    <w:lsdException w:name="Light Shading Accent 4" w:uiPriority="60"/>
+    <w:lsdException w:name="Light List Accent 4" w:uiPriority="61"/>
+    <w:lsdException w:name="Light Grid Accent 4" w:uiPriority="62"/>
+    <w:lsdException w:name="Medium Shading 1 Accent 4" w:uiPriority="63"/>
+    <w:lsdException w:name="Medium Shading 2 Accent 4" w:uiPriority="64"/>
+    <w:lsdException w:name="Medium List 1 Accent 4" w:uiPriority="65"/>
+    <w:lsdException w:name="Medium List 2 Accent 4" w:uiPriority="66"/>
+    <w:lsdException w:name="Medium Grid 1 Accent 4" w:uiPriority="67"/>
+    <w:lsdException w:name="Medium Grid 2 Accent 4" w:uiPriority="68"/>
+    <w:lsdException w:name="Medium Grid 3 Accent 4" w:uiPriority="69"/>
+    <w:lsdException w:name="Dark List Accent 4" w:uiPriority="70"/>
+    <w:lsdException w:name="Colorful Shading Accent 4" w:uiPriority="71"/>
+    <w:lsdException w:name="Colorful List Accent 4" w:uiPriority="72"/>
+    <w:lsdException w:name="Colorful Grid Accent 4" w:uiPriority="73"/>
+    <w:lsdException w:name="Light Shading Accent 5" w:uiPriority="60"/>
+    <w:lsdException w:name="Light List Accent 5" w:uiPriority="61"/>
+    <w:lsdException w:name="Light Grid Accent 5" w:uiPriority="62"/>
+    <w:lsdException w:name="Medium Shading 1 Accent 5" w:uiPriority="63"/>
+    <w:lsdException w:name="Medium Shading 2 Accent 5" w:uiPriority="64"/>
+    <w:lsdException w:name="Medium List 1 Accent 5" w:uiPriority="65"/>
+    <w:lsdException w:name="Medium List 2 Accent 5" w:uiPriority="66"/>
+    <w:lsdException w:name="Medium Grid 1 Accent 5" w:uiPriority="67"/>
+    <w:lsdException w:name="Medium Grid 2 Accent 5" w:uiPriority="68"/>
+    <w:lsdException w:name="Medium Grid 3 Accent 5" w:uiPriority="69"/>
+    <w:lsdException w:name="Dark List Accent 5" w:uiPriority="70"/>
+    <w:lsdException w:name="Colorful Shading Accent 5" w:uiPriority="71"/>
+    <w:lsdException w:name="Colorful List Accent 5" w:uiPriority="72"/>
+    <w:lsdException w:name="Colorful Grid Accent 5" w:uiPriority="73"/>
+    <w:lsdException w:name="Light Shading Accent 6" w:uiPriority="60"/>
+    <w:lsdException w:name="Light List Accent 6" w:uiPriority="61"/>
+    <w:lsdException w:name="Light Grid Accent 6" w:uiPriority="62"/>
+    <w:lsdException w:name="Medium Shading 1 Accent 6" w:uiPriority="63"/>
+    <w:lsdException w:name="Medium Shading 2 Accent 6" w:uiPriority="64"/>
+    <w:lsdException w:name="Medium List 1 Accent 6" w:uiPriority="65"/>
+    <w:lsdException w:name="Medium List 2 Accent 6" w:uiPriority="66"/>
+    <w:lsdException w:name="Medium Grid 1 Accent 6" w:uiPriority="67"/>
+    <w:lsdException w:name="Medium Grid 2 Accent 6" w:uiPriority="68"/>
+    <w:lsdException w:name="Medium Grid 3 Accent 6" w:uiPriority="69"/>
+    <w:lsdException w:name="Dark List Accent 6" w:uiPriority="70"/>
+    <w:lsdException w:name="Colorful Shading Accent 6" w:uiPriority="71"/>
+    <w:lsdException w:name="Colorful List Accent 6" w:uiPriority="72"/>
+    <w:lsdException w:name="Colorful Grid Accent 6" w:uiPriority="73"/>
+    <w:lsdException w:name="Subtle Emphasis" w:uiPriority="19" w:qFormat="1"/>
+    <w:lsdException w:name="Intense Emphasis" w:uiPriority="21" w:qFormat="1"/>
+    <w:lsdException w:name="Subtle Reference" w:uiPriority="31" w:qFormat="1"/>
+    <w:lsdException w:name="Intense Reference" w:uiPriority="32" w:qFormat="1"/>
+    <w:lsdException w:name="Book Title" w:uiPriority="33" w:qFormat="1"/>
+    <w:lsdException w:name="Bibliography" w:semiHidden="1" w:uiPriority="37" w:unhideWhenUsed="1"/>
+    <w:lsdException w:name="TOC Heading" w:semiHidden="1" w:uiPriority="39" w:unhideWhenUsed="1" w:qFormat="1"/>
+    <w:lsdException w:name="Plain Table 1" w:uiPriority="41"/>
+    <w:lsdException w:name="Plain Table 2" w:uiPriority="42"/>
+    <w:lsdException w:name="Plain Table 3" w:uiPriority="43"/>
+    <w:lsdException w:name="Plain Table 4" w:uiPriority="44"/>
+    <w:lsdException w:name="Plain Table 5" w:uiPriority="45"/>
+    <w:lsdException w:name="Grid Table Light" w:uiPriority="40"/>
+    <w:lsdException w:name="Grid Table 1 Light" w:uiPriority="46"/>
+    <w:lsdException w:name="Grid Table 2" w:uiPriority="47"/>
+    <w:lsdException w:name="Grid Table 3" w:uiPriority="48"/>
+    <w:lsdException w:name="Grid Table 4" w:uiPriority="49"/>
+    <w:lsdException w:name="Grid Table 5 Dark" w:uiPriority="50"/>
+    <w:lsdException w:name="Grid Table 6 Colorful" w:uiPriority="51"/>
+    <w:lsdException w:name="Grid Table 7 Colorful" w:uiPriority="52"/>
+    <w:lsdException w:name="Grid Table 1 Light Accent 1" w:uiPriority="46"/>
+    <w:lsdException w:name="Grid Table 2 Accent 1" w:uiPriority="47"/>
+    <w:lsdException w:name="Grid Table 3 Accent 1" w:uiPriority="48"/>
+    <w:lsdException w:name="Grid Table 4 Accent 1" w:uiPriority="49"/>
+    <w:lsdException w:name="Grid Table 5 Dark Accent 1" w:uiPriority="50"/>
+    <w:lsdException w:name="Grid Table 6 Colorful Accent 1" w:uiPriority="51"/>
+    <w:lsdException w:name="Grid Table 7 Colorful Accent 1" w:uiPriority="52"/>
+    <w:lsdException w:name="Grid Table 1 Light Accent 2" w:uiPriority="46"/>
+    <w:lsdException w:name="Grid Table 2 Accent 2" w:uiPriority="47"/>
+    <w:lsdException w:name="Grid Table 3 Accent 2" w:uiPriority="48"/>
+    <w:lsdException w:name="Grid Table 4 Accent 2" w:uiPriority="49"/>
+    <w:lsdException w:name="Grid Table 5 Dark Accent 2" w:uiPriority="50"/>
+    <w:lsdException w:name="Grid Table 6 Colorful Accent 2" w:uiPriority="51"/>
+    <w:lsdException w:name="Grid Table 7 Colorful Accent 2" w:uiPriority="52"/>
+    <w:lsdException w:name="Grid Table 1 Light Accent 3" w:uiPriority="46"/>
+    <w:lsdException w:name="Grid Table 2 Accent 3" w:uiPriority="47"/>
+    <w:lsdException w:name="Grid Table 3 Accent 3" w:uiPriority="48"/>
+    <w:lsdException w:name="Grid Table 4 Accent 3" w:uiPriority="49"/>
+    <w:lsdException w:name="Grid Table 5 Dark Accent 3" w:uiPriority="50"/>
+    <w:lsdException w:name="Grid Table 6 Colorful Accent 3" w:uiPriority="51"/>
+    <w:lsdException w:name="Grid Table 7 Colorful Accent 3" w:uiPriority="52"/>
+    <w:lsdException w:name="Grid Table 1 Light Accent 4" w:uiPriority="46"/>
+    <w:lsdException w:name="Grid Table 2 Accent 4" w:uiPriority="47"/>
+    <w:lsdException w:name="Grid Table 3 Accent 4" w:uiPriority="48"/>
+    <w:lsdException w:name="Grid Table 4 Accent 4" w:uiPriority="49"/>
+    <w:lsdException w:name="Grid Table 5 Dark Accent 4" w:uiPriority="50"/>
+    <w:lsdException w:name="Grid Table 6 Colorful Accent 4" w:uiPriority="51"/>
+    <w:lsdException w:name="Grid Table 7 Colorful Accent 4" w:uiPriority="52"/>
+    <w:lsdException w:name="Grid Table 1 Light Accent 5" w:uiPriority="46"/>
+    <w:lsdException w:name="Grid Table 2 Accent 5" w:uiPriority="47"/>
+    <w:lsdException w:name="Grid Table 3 Accent 5" w:uiPriority="48"/>
+    <w:lsdException w:name="Grid Table 4 Accent 5" w:uiPriority="49"/>
+    <w:lsdException w:name="Grid Table 5 Dark Accent 5" w:uiPriority="50"/>
+    <w:lsdException w:name="Grid Table 6 Colorful Accent 5" w:uiPriority="51"/>
+    <w:lsdException w:name="Grid Table 7 Colorful Accent 5" w:uiPriority="52"/>
+    <w:lsdException w:name="Grid Table 1 Light Accent 6" w:uiPriority="46"/>
+    <w:lsdException w:name="Grid Table 2 Accent 6" w:uiPriority="47"/>
+    <w:lsdException w:name="Grid Table 3 Accent 6" w:uiPriority="48"/>
+    <w:lsdException w:name="Grid Table 4 Accent 6" w:uiPriority="49"/>
+    <w:lsdException w:name="Grid Table 5 Dark Accent 6" w:uiPriority="50"/>
+    <w:lsdException w:name="Grid Table 6 Colorful Accent 6" w:uiPriority="51"/>
+    <w:lsdException w:name="Grid Table 7 Colorful Accent 6" w:uiPriority="52"/>
+    <w:lsdException w:name="List Table 1 Light" w:uiPriority="46"/>
+    <w:lsdException w:name="List Table 2" w:uiPriority="47"/>
+    <w:lsdException w:name="List Table 3" w:uiPriority="48"/>
+    <w:lsdException w:name="List Table 4" w:uiPriority="49"/>
+    <w:lsdException w:name="List Table 5 Dark" w:uiPriority="50"/>
+    <w:lsdException w:name="List Table 6 Colorful" w:uiPriority="51"/>
+    <w:lsdException w:name="List Table 7 Colorful" w:uiPriority="52"/>
+    <w:lsdException w:name="List Table 1 Light Accent 1" w:uiPriority="46"/>
+    <w:lsdException w:name="List Table 2 Accent 1" w:uiPriority="47"/>
+    <w:lsdException w:name="List Table 3 Accent 1" w:uiPriority="48"/>
+    <w:lsdException w:name="List Table 4 Accent 1" w:uiPriority="49"/>
+    <w:lsdException w:name="List Table 5 Dark Accent 1" w:uiPriority="50"/>
+    <w:lsdException w:name="List Table 6 Colorful Accent 1" w:uiPriority="51"/>
+    <w:lsdException w:name="List Table 7 Colorful Accent 1" w:uiPriority="52"/>
+    <w:lsdException w:name="List Table 1 Light Accent 2" w:uiPriority="46"/>
+    <w:lsdException w:name="List Table 2 Accent 2" w:uiPriority="47"/>
+    <w:lsdException w:name="List Table 3 Accent 2" w:uiPriority="48"/>
+    <w:lsdException w:name="List Table 4 Accent 2" w:uiPriority="49"/>
+    <w:lsdException w:name="List Table 5 Dark Accent 2" w:uiPriority="50"/>
+    <w:lsdException w:name="List Table 6 Colorful Accent 2" w:uiPriority="51"/>
+    <w:lsdException w:name="List Table 7 Colorful Accent 2" w:uiPriority="52"/>
+    <w:lsdException w:name="List Table 1 Light Accent 3" w:uiPriority="46"/>
+    <w:lsdException w:name="List Table 2 Accent 3" w:uiPriority="47"/>
+    <w:lsdException w:name="List Table 3 Accent 3" w:uiPriority="48"/>
+    <w:lsdException w:name="List Table 4 Accent 3" w:uiPriority="49"/>
+    <w:lsdException w:name="List Table 5 Dark Accent 3" w:uiPriority="50"/>
+    <w:lsdException w:name="List Table 6 Colorful Accent 3" w:uiPriority="51"/>
+    <w:lsdException w:name="List Table 7 Colorful Accent 3" w:uiPriority="52"/>
+    <w:lsdException w:name="List Table 1 Light Accent 4" w:uiPriority="46"/>
+    <w:lsdException w:name="List Table 2 Accent 4" w:uiPriority="47"/>
+    <w:lsdException w:name="List Table 3 Accent 4" w:uiPriority="48"/>
+    <w:lsdException w:name="List Table 4 Accent 4" w:uiPriority="49"/>
+    <w:lsdException w:name="List Table 5 Dark Accent 4" w:uiPriority="50"/>
+    <w:lsdException w:name="List Table 6 Colorful Accent 4" w:uiPriority="51"/>
+    <w:lsdException w:name="List Table 7 Colorful Accent 4" w:uiPriority="52"/>
+    <w:lsdException w:name="List Table 1 Light Accent 5" w:uiPriority="46"/>
+    <w:lsdException w:name="List Table 2 Accent 5" w:uiPriority="47"/>
+    <w:lsdException w:name="List Table 3 Accent 5" w:uiPriority="48"/>
+    <w:lsdException w:name="List Table 4 Accent 5" w:uiPriority="49"/>
+    <w:lsdException w:name="List Table 5 Dark Accent 5" w:uiPriority="50"/>
+    <w:lsdException w:name="List Table 6 Colorful Accent 5" w:uiPriority="51"/>
+    <w:lsdException w:name="List Table 7 Colorful Accent 5" w:uiPriority="52"/>
+    <w:lsdException w:name="List Table 1 Light Accent 6" w:uiPriority="46"/>
+    <w:lsdException w:name="List Table 2 Accent 6" w:uiPriority="47"/>
+    <w:lsdException w:name="List Table 3 Accent 6" w:uiPriority="48"/>
+    <w:lsdException w:name="List Table 4 Accent 6" w:uiPriority="49"/>
+    <w:lsdException w:name="List Table 5 Dark Accent 6" w:uiPriority="50"/>
+    <w:lsdException w:name="List Table 6 Colorful Accent 6" w:uiPriority="51"/>
+    <w:lsdException w:name="List Table 7 Colorful Accent 6" w:uiPriority="52"/>
+    <w:lsdException w:name="Mention" w:semiHidden="1" w:unhideWhenUsed="1"/>
+    <w:lsdException w:name="Smart Hyperlink" w:semiHidden="1" w:unhideWhenUsed="1"/>
+    <w:lsdException w:name="Hashtag" w:semiHidden="1" w:unhideWhenUsed="1"/>
+    <w:lsdException w:name="Unresolved Mention" w:semiHidden="1" w:unhideWhenUsed="1"/>
+    <w:lsdException w:name="Smart Link" w:semiHidden="1" w:unhideWhenUsed="1"/>
+  </w:latentStyles>
+  <w:style w:type="paragraph" w:default="1" w:styleId="Normal">
+    <w:name w:val="Normal"/>
+    <w:qFormat/>
   </w:style>
-  <w:style w:type="paragraph" w:styleId="Normal" w:default="1">
-    <w:name w:val="normal"/>
-  </w:style>
-  <w:style w:type="paragraph" w:styleId="Heading1">
+  <w:style w:type="paragraph" w:styleId="Judul1">
     <w:name w:val="heading 1"/>
     <w:basedOn w:val="Normal"/>
     <w:next w:val="Normal"/>
+    <w:uiPriority w:val="9"/>
+    <w:qFormat/>
     <w:pPr>
       <w:pBdr>
-        <w:top w:space="0" w:sz="0" w:val="nil"/>
-        <w:left w:space="0" w:sz="0" w:val="nil"/>
-        <w:bottom w:space="0" w:sz="0" w:val="nil"/>
-        <w:right w:space="0" w:sz="0" w:val="nil"/>
-        <w:between w:space="0" w:sz="0" w:val="nil"/>
+        <w:top w:val="nil"/>
+        <w:left w:val="nil"/>
+        <w:bottom w:val="nil"/>
+        <w:right w:val="nil"/>
+        <w:between w:val="nil"/>
       </w:pBdr>
-      <w:shd w:fill="auto" w:val="clear"/>
-      <w:spacing w:after="240" w:before="240" w:lineRule="auto"/>
+      <w:spacing w:before="240" w:after="240"/>
+      <w:outlineLvl w:val="0"/>
     </w:pPr>
     <w:rPr>
-      <w:b w:val="1"/>
-      <w:bCs w:val="1"/>
-      <w:i w:val="0"/>
-      <w:iCs w:val="0"/>
+      <w:b/>
+      <w:bCs/>
       <w:sz w:val="48"/>
       <w:szCs w:val="48"/>
     </w:rPr>
   </w:style>
-  <w:style w:type="paragraph" w:styleId="Heading2">
+  <w:style w:type="paragraph" w:styleId="Judul2">
     <w:name w:val="heading 2"/>
     <w:basedOn w:val="Normal"/>
     <w:next w:val="Normal"/>
+    <w:uiPriority w:val="9"/>
+    <w:unhideWhenUsed/>
+    <w:qFormat/>
     <w:pPr>
       <w:pBdr>
-        <w:top w:space="0" w:sz="0" w:val="nil"/>
-        <w:left w:space="0" w:sz="0" w:val="nil"/>
-        <w:bottom w:space="0" w:sz="0" w:val="nil"/>
-        <w:right w:space="0" w:sz="0" w:val="nil"/>
-        <w:between w:space="0" w:sz="0" w:val="nil"/>
+        <w:top w:val="nil"/>
+        <w:left w:val="nil"/>
+        <w:bottom w:val="nil"/>
+        <w:right w:val="nil"/>
+        <w:between w:val="nil"/>
       </w:pBdr>
-      <w:shd w:fill="auto" w:val="clear"/>
-      <w:spacing w:after="225" w:before="225" w:lineRule="auto"/>
+      <w:spacing w:before="225" w:after="225"/>
+      <w:outlineLvl w:val="1"/>
     </w:pPr>
     <w:rPr>
-      <w:b w:val="1"/>
-      <w:bCs w:val="1"/>
-      <w:i w:val="0"/>
-      <w:iCs w:val="0"/>
+      <w:b/>
+      <w:bCs/>
       <w:sz w:val="36"/>
       <w:szCs w:val="36"/>
     </w:rPr>
   </w:style>
-  <w:style w:type="paragraph" w:styleId="Heading3">
+  <w:style w:type="paragraph" w:styleId="Judul3">
     <w:name w:val="heading 3"/>
     <w:basedOn w:val="Normal"/>
     <w:next w:val="Normal"/>
+    <w:uiPriority w:val="9"/>
+    <w:semiHidden/>
+    <w:unhideWhenUsed/>
+    <w:qFormat/>
     <w:pPr>
       <w:pBdr>
-        <w:top w:space="0" w:sz="0" w:val="nil"/>
-        <w:left w:space="0" w:sz="0" w:val="nil"/>
-        <w:bottom w:space="0" w:sz="0" w:val="nil"/>
-        <w:right w:space="0" w:sz="0" w:val="nil"/>
-        <w:between w:space="0" w:sz="0" w:val="nil"/>
+        <w:top w:val="nil"/>
+        <w:left w:val="nil"/>
+        <w:bottom w:val="nil"/>
+        <w:right w:val="nil"/>
+        <w:between w:val="nil"/>
       </w:pBdr>
-      <w:shd w:fill="auto" w:val="clear"/>
-      <w:spacing w:after="240" w:before="240" w:lineRule="auto"/>
+      <w:spacing w:before="240" w:after="240"/>
+      <w:outlineLvl w:val="2"/>
     </w:pPr>
     <w:rPr>
-      <w:b w:val="1"/>
-      <w:bCs w:val="1"/>
-      <w:i w:val="0"/>
-      <w:iCs w:val="0"/>
+      <w:b/>
+      <w:bCs/>
       <w:sz w:val="28"/>
       <w:szCs w:val="28"/>
     </w:rPr>
   </w:style>
-  <w:style w:type="paragraph" w:styleId="Heading4">
+  <w:style w:type="paragraph" w:styleId="Judul4">
     <w:name w:val="heading 4"/>
     <w:basedOn w:val="Normal"/>
     <w:next w:val="Normal"/>
+    <w:uiPriority w:val="9"/>
+    <w:semiHidden/>
+    <w:unhideWhenUsed/>
+    <w:qFormat/>
     <w:pPr>
       <w:pBdr>
-        <w:top w:space="0" w:sz="0" w:val="nil"/>
-        <w:left w:space="0" w:sz="0" w:val="nil"/>
-        <w:bottom w:space="0" w:sz="0" w:val="nil"/>
-        <w:right w:space="0" w:sz="0" w:val="nil"/>
-        <w:between w:space="0" w:sz="0" w:val="nil"/>
+        <w:top w:val="nil"/>
+        <w:left w:val="nil"/>
+        <w:bottom w:val="nil"/>
+        <w:right w:val="nil"/>
+        <w:between w:val="nil"/>
       </w:pBdr>
-      <w:shd w:fill="auto" w:val="clear"/>
-      <w:spacing w:after="255" w:before="255" w:lineRule="auto"/>
+      <w:spacing w:before="255" w:after="255"/>
+      <w:outlineLvl w:val="3"/>
     </w:pPr>
     <w:rPr>
-      <w:b w:val="1"/>
-      <w:bCs w:val="1"/>
-      <w:i w:val="0"/>
-      <w:iCs w:val="0"/>
+      <w:b/>
+      <w:bCs/>
       <w:sz w:val="24"/>
       <w:szCs w:val="24"/>
     </w:rPr>
   </w:style>
-  <w:style w:type="paragraph" w:styleId="Heading5">
+  <w:style w:type="paragraph" w:styleId="Judul5">
     <w:name w:val="heading 5"/>
     <w:basedOn w:val="Normal"/>
     <w:next w:val="Normal"/>
+    <w:uiPriority w:val="9"/>
+    <w:semiHidden/>
+    <w:unhideWhenUsed/>
+    <w:qFormat/>
     <w:pPr>
       <w:pBdr>
-        <w:top w:space="0" w:sz="0" w:val="nil"/>
-        <w:left w:space="0" w:sz="0" w:val="nil"/>
-        <w:bottom w:space="0" w:sz="0" w:val="nil"/>
-        <w:right w:space="0" w:sz="0" w:val="nil"/>
-        <w:between w:space="0" w:sz="0" w:val="nil"/>
+        <w:top w:val="nil"/>
+        <w:left w:val="nil"/>
+        <w:bottom w:val="nil"/>
+        <w:right w:val="nil"/>
+        <w:between w:val="nil"/>
       </w:pBdr>
-      <w:shd w:fill="auto" w:val="clear"/>
-      <w:spacing w:after="255" w:before="255" w:lineRule="auto"/>
+      <w:spacing w:before="255" w:after="255"/>
+      <w:outlineLvl w:val="4"/>
     </w:pPr>
     <w:rPr>
-      <w:b w:val="1"/>
-      <w:bCs w:val="1"/>
-      <w:i w:val="0"/>
-      <w:iCs w:val="0"/>
+      <w:b/>
+      <w:bCs/>
       <w:sz w:val="18"/>
       <w:szCs w:val="18"/>
     </w:rPr>
   </w:style>
-  <w:style w:type="paragraph" w:styleId="Heading6">
+  <w:style w:type="paragraph" w:styleId="Judul6">
     <w:name w:val="heading 6"/>
     <w:basedOn w:val="Normal"/>
     <w:next w:val="Normal"/>
+    <w:uiPriority w:val="9"/>
+    <w:semiHidden/>
+    <w:unhideWhenUsed/>
+    <w:qFormat/>
     <w:pPr>
       <w:pBdr>
-        <w:top w:space="0" w:sz="0" w:val="nil"/>
-        <w:left w:space="0" w:sz="0" w:val="nil"/>
-        <w:bottom w:space="0" w:sz="0" w:val="nil"/>
-        <w:right w:space="0" w:sz="0" w:val="nil"/>
-        <w:between w:space="0" w:sz="0" w:val="nil"/>
+        <w:top w:val="nil"/>
+        <w:left w:val="nil"/>
+        <w:bottom w:val="nil"/>
+        <w:right w:val="nil"/>
+        <w:between w:val="nil"/>
       </w:pBdr>
-      <w:shd w:fill="auto" w:val="clear"/>
-      <w:spacing w:after="360" w:before="360" w:lineRule="auto"/>
+      <w:spacing w:before="360" w:after="360"/>
+      <w:outlineLvl w:val="5"/>
     </w:pPr>
     <w:rPr>
-      <w:b w:val="1"/>
-      <w:bCs w:val="1"/>
-      <w:i w:val="0"/>
-      <w:iCs w:val="0"/>
+      <w:b/>
+      <w:bCs/>
       <w:sz w:val="16"/>
       <w:szCs w:val="16"/>
     </w:rPr>
   </w:style>
-  <w:style w:type="paragraph" w:styleId="Title">
+  <w:style w:type="character" w:default="1" w:styleId="FontParagrafDefault">
+    <w:name w:val="Default Paragraph Font"/>
+    <w:uiPriority w:val="1"/>
+    <w:unhideWhenUsed/>
+  </w:style>
+  <w:style w:type="table" w:default="1" w:styleId="TabelNormal">
+    <w:name w:val="Normal Table"/>
+    <w:uiPriority w:val="99"/>
+    <w:semiHidden/>
+    <w:unhideWhenUsed/>
+    <w:tblPr>
+      <w:tblInd w:w="0" w:type="dxa"/>
+      <w:tblCellMar>
+        <w:top w:w="0" w:type="dxa"/>
+        <w:left w:w="108" w:type="dxa"/>
+        <w:bottom w:w="0" w:type="dxa"/>
+        <w:right w:w="108" w:type="dxa"/>
+      </w:tblCellMar>
+    </w:tblPr>
+  </w:style>
+  <w:style w:type="numbering" w:default="1" w:styleId="TidakAdaDaftar">
+    <w:name w:val="No List"/>
+    <w:uiPriority w:val="99"/>
+    <w:semiHidden/>
+    <w:unhideWhenUsed/>
+  </w:style>
+  <w:style w:type="table" w:customStyle="1" w:styleId="TableNormal">
+    <w:name w:val="TableNormal"/>
+    <w:tblPr>
+      <w:tblCellMar>
+        <w:top w:w="100" w:type="dxa"/>
+        <w:left w:w="100" w:type="dxa"/>
+        <w:bottom w:w="100" w:type="dxa"/>
+        <w:right w:w="100" w:type="dxa"/>
+      </w:tblCellMar>
+    </w:tblPr>
+  </w:style>
+  <w:style w:type="paragraph" w:styleId="Judul">
     <w:name w:val="Title"/>
     <w:basedOn w:val="Normal"/>
     <w:next w:val="Normal"/>
+    <w:uiPriority w:val="10"/>
+    <w:qFormat/>
     <w:pPr>
-      <w:keepNext w:val="1"/>
-      <w:keepLines w:val="1"/>
-      <w:pageBreakBefore w:val="0"/>
-      <w:spacing w:after="120" w:before="480" w:lineRule="auto"/>
+      <w:keepNext/>
+      <w:keepLines/>
+      <w:spacing w:before="480" w:after="120"/>
     </w:pPr>
     <w:rPr>
-      <w:b w:val="1"/>
-      <w:bCs w:val="1"/>
+      <w:b/>
+      <w:bCs/>
       <w:sz w:val="72"/>
       <w:szCs w:val="72"/>
     </w:rPr>
   </w:style>
-  <w:style w:type="paragraph" w:styleId="Subtitle">
+  <w:style w:type="paragraph" w:styleId="Subjudul">
     <w:name w:val="Subtitle"/>
     <w:basedOn w:val="Normal"/>
     <w:next w:val="Normal"/>
+    <w:uiPriority w:val="11"/>
+    <w:qFormat/>
     <w:pPr>
-      <w:keepNext w:val="1"/>
-      <w:keepLines w:val="1"/>
-      <w:pageBreakBefore w:val="0"/>
-      <w:spacing w:after="80" w:before="360" w:lineRule="auto"/>
+      <w:keepNext/>
+      <w:keepLines/>
+      <w:spacing w:before="360" w:after="80"/>
     </w:pPr>
     <w:rPr>
-      <w:rFonts w:ascii="Georgia" w:cs="Georgia" w:eastAsia="Georgia" w:hAnsi="Georgia"/>
-      <w:i w:val="1"/>
-      <w:iCs w:val="1"/>
+      <w:rFonts w:ascii="Georgia" w:eastAsia="Georgia" w:hAnsi="Georgia" w:cs="Georgia"/>
+      <w:i/>
+      <w:iCs/>
       <w:color w:val="666666"/>
       <w:sz w:val="48"/>
       <w:szCs w:val="48"/>
     </w:rPr>
   </w:style>
-  <w:style w:type="table" w:styleId="Table1">
+  <w:style w:type="table" w:customStyle="1" w:styleId="a">
     <w:basedOn w:val="TableNormal"/>
     <w:tblPr>
       <w:tblStyleRowBandSize w:val="1"/>
